--- a/vvdn/mosfets/n-channel-enhancement/README.docx
+++ b/vvdn/mosfets/n-channel-enhancement/README.docx
@@ -652,7 +652,96 @@
           <w:color w:val="184C78"/>
           <w:sz w:val="28"/>
         </w:rPr>
-        <w:t>2. Terminal Characteristic Curves &amp; Mathematical Models</w:t>
+        <w:t>2. Detailed Characteristic Curves &amp; Working Region Waveforms</w:t>
+      </w:r>
+    </w:p>
+    <w:p>
+      <w:pPr>
+        <w:spacing w:after="80"/>
+      </w:pPr>
+      <w:r>
+        <w:rPr>
+          <w:color w:val="282C34"/>
+          <w:sz w:val="21"/>
+        </w:rPr>
+        <w:t>The N-channel enhancement MOSFET operates across distinct physical regimes depending on gate-source voltage (</w:t>
+      </w:r>
+      <w:r>
+        <w:rPr>
+          <w:i/>
+          <w:color w:val="145AA0"/>
+          <w:sz w:val="21"/>
+        </w:rPr>
+        <w:t>V_{GS</w:t>
+      </w:r>
+      <w:r>
+        <w:rPr>
+          <w:color w:val="282C34"/>
+          <w:sz w:val="21"/>
+        </w:rPr>
+        <w:t>) and drain-source voltage (</w:t>
+      </w:r>
+      <w:r>
+        <w:rPr>
+          <w:i/>
+          <w:color w:val="145AA0"/>
+          <w:sz w:val="21"/>
+        </w:rPr>
+        <w:t>V_{DS</w:t>
+      </w:r>
+      <w:r>
+        <w:rPr>
+          <w:color w:val="282C34"/>
+          <w:sz w:val="21"/>
+        </w:rPr>
+        <w:t>).</w:t>
+      </w:r>
+    </w:p>
+    <w:p>
+      <w:pPr>
+        <w:spacing w:before="160" w:after="80"/>
+      </w:pPr>
+      <w:r>
+        <w:rPr>
+          <w:b/>
+          <w:color w:val="4682B4"/>
+          <w:sz w:val="24"/>
+        </w:rPr>
+        <w:t>2.1 Static Output Characteristics Waveform (</w:t>
+      </w:r>
+      <w:r>
+        <w:rPr>
+          <w:b/>
+          <w:i/>
+          <w:color w:val="145AA0"/>
+          <w:sz w:val="24"/>
+        </w:rPr>
+        <w:t>I_D</w:t>
+      </w:r>
+      <w:r>
+        <w:rPr>
+          <w:b/>
+          <w:color w:val="4682B4"/>
+          <w:sz w:val="24"/>
+        </w:rPr>
+        <w:t xml:space="preserve"> vs. </w:t>
+      </w:r>
+      <w:r>
+        <w:rPr>
+          <w:b/>
+          <w:i/>
+          <w:color w:val="145AA0"/>
+          <w:sz w:val="24"/>
+        </w:rPr>
+        <w:t>V_{DS</w:t>
+      </w:r>
+      <w:r>
+        <w:rPr>
+          <w:b/>
+          <w:color w:val="4682B4"/>
+          <w:sz w:val="24"/>
+        </w:rPr>
+        <w:t>)</w:t>
       </w:r>
     </w:p>
     <w:tbl>
@@ -692,41 +781,57 @@
                 <w:color w:val="2D3748"/>
                 <w:sz w:val="18"/>
               </w:rPr>
-              <w:t xml:space="preserve">       Drain Current (Id) vs Drain-to-Source Voltage (Vds)</w:t>
+              <w:t xml:space="preserve">               Drain Current (Id) vs. Drain-to-Source Voltage (Vds)</w:t>
               <w:br/>
-              <w:t xml:space="preserve">  Id ^</w:t>
+              <w:t xml:space="preserve">   Id ^</w:t>
               <w:br/>
-              <w:t xml:space="preserve">     │                              Vgs = 10V (Deep Triode &amp; Saturation)</w:t>
+              <w:t xml:space="preserve">      │                                                     Vgs = 10V (Deep Triode &amp; Saturation)</w:t>
               <w:br/>
-              <w:t xml:space="preserve">     │                         .------------------------</w:t>
+              <w:t xml:space="preserve">      │                                                .─────────────────────────── / / ───┐ Avalanche</w:t>
               <w:br/>
-              <w:t xml:space="preserve">     │                     .---</w:t>
+              <w:t xml:space="preserve">      │                                           .───'                                    │ Breakdown</w:t>
               <w:br/>
-              <w:t xml:space="preserve">     │                 .---         Vgs = 7V</w:t>
+              <w:t xml:space="preserve">      │                                      .───'            Vgs = 8V                     │ (V_BR)</w:t>
               <w:br/>
-              <w:t xml:space="preserve">     │             .---        .------------------------</w:t>
+              <w:t xml:space="preserve">      │                                 .───'            .───────────────────────── / / ───┤</w:t>
               <w:br/>
-              <w:t xml:space="preserve">     │         .---        .---</w:t>
+              <w:t xml:space="preserve">      │                            .───'            .───'                                  │</w:t>
               <w:br/>
-              <w:t xml:space="preserve">     │     .---        .---         Vgs = 5V</w:t>
+              <w:t xml:space="preserve">      │                       .───'            .───'          Vgs = 6V                     │</w:t>
               <w:br/>
-              <w:t xml:space="preserve">     │  .-'        .---        .------------------------</w:t>
+              <w:t xml:space="preserve">      │                  .───'            .───'          .───────────────────────── / / ───┤</w:t>
               <w:br/>
-              <w:t xml:space="preserve">     │ /       .---        .---</w:t>
+              <w:t xml:space="preserve">      │             .───'            .───'          .───'                                  │</w:t>
               <w:br/>
-              <w:t xml:space="preserve">     │/    .---        .---         Vgs = 3V</w:t>
+              <w:t xml:space="preserve">      │        .───'            .───'          .───'          Vgs = 4V                     │</w:t>
               <w:br/>
-              <w:t xml:space="preserve">     │ .---        .---        .------------------------</w:t>
+              <w:t xml:space="preserve">      │   .───'            .───'          .───'          .───────────────────────── / / ───┤</w:t>
               <w:br/>
-              <w:t xml:space="preserve">     │/        .---</w:t>
+              <w:t xml:space="preserve">      │  /            .───'          .───'          .───'                                  │</w:t>
               <w:br/>
-              <w:t xml:space="preserve">     │     .---                     Vgs &lt; Vth (Cutoff: Id ~ 0)</w:t>
+              <w:t xml:space="preserve">      │ /        .───'          .───'          .───'          Vgs = 2.5V (Near Threshold)  │</w:t>
               <w:br/>
-              <w:t xml:space="preserve">     └───────────────────────────────────────────────────&gt; Vds</w:t>
+              <w:t xml:space="preserve">      │/    .───'          .───'          .───'          .───────────────────────── / / ───┤</w:t>
               <w:br/>
-              <w:t xml:space="preserve">        Linear / Triode          Saturation (Active)</w:t>
+              <w:t xml:space="preserve">      │ .──'          .───'          .───'          .───'                                  │</w:t>
               <w:br/>
-              <w:t xml:space="preserve">        (Vds &lt; Vgs - Vth)        (Vds &gt;= Vgs - Vth)</w:t>
+              <w:t xml:space="preserve">      │/         .───'          .───'          .───'                                       │</w:t>
+              <w:br/>
+              <w:t xml:space="preserve">      │     .───'          .───'          .───'               Vgs = 2.0V = Vth             │</w:t>
+              <w:br/>
+              <w:t xml:space="preserve">      │.───'          .───'          .───'               .───────────────────────── / / ───┤</w:t>
+              <w:br/>
+              <w:t xml:space="preserve">      ├────'──────────'───────────'───────────'─────────────── Vgs &lt; Vth (Cutoff: Id ~ 0)──┴───────</w:t>
+              <w:br/>
+              <w:t xml:space="preserve">      │ ◄───────────► │ ◄─────────────────────────────────────────────► │ ◄──────────────────────►</w:t>
+              <w:br/>
+              <w:t xml:space="preserve">      0    Linear /      Pinch-Off Boundary          Saturation / Active          Avalanche Breakdown</w:t>
+              <w:br/>
+              <w:t xml:space="preserve">         Triode Region    Vds = Vgs - Vth                  Region                    Vds &gt;= V_BR(DSS)</w:t>
+              <w:br/>
+              <w:t xml:space="preserve">        (Vds &lt; Vgs-Vth)   (Channel collapsed           (Vds &gt;= Vgs-Vth)              (Impact Ionization)</w:t>
+              <w:br/>
+              <w:t xml:space="preserve">       Rds_on = Vds/Id        at Drain)              Id = 0.5*kn*(Vgs-Vth)^2</w:t>
             </w:r>
           </w:p>
         </w:tc>
@@ -735,20 +840,20 @@
     <w:p/>
     <w:p>
       <w:pPr>
-        <w:spacing w:before="160" w:after="80"/>
+        <w:spacing w:before="120" w:after="40"/>
       </w:pPr>
       <w:r>
         <w:rPr>
           <w:b/>
-          <w:color w:val="4682B4"/>
-          <w:sz w:val="24"/>
+          <w:color w:val="282C34"/>
+          <w:sz w:val="22"/>
         </w:rPr>
-        <w:t>Characteristic Mathematical Equations:</w:t>
+        <w:t>Working Region Operating Equations:</w:t>
       </w:r>
     </w:p>
     <w:p>
       <w:pPr>
-        <w:pStyle w:val="ListBullet"/>
+        <w:pStyle w:val="ListNumber"/>
         <w:spacing w:after="40"/>
         <w:ind w:left="360"/>
       </w:pPr>
@@ -758,14 +863,47 @@
           <w:color w:val="282C34"/>
           <w:sz w:val="21"/>
         </w:rPr>
-        <w:t>Triode (Linear / Ohmic) Regime</w:t>
+        <w:t>Cutoff Region ($V_{GS} &lt; V_{TH}$)</w:t>
       </w:r>
       <w:r>
         <w:rPr>
           <w:color w:val="282C34"/>
           <w:sz w:val="21"/>
         </w:rPr>
-        <w:t xml:space="preserve"> (</w:t>
+        <w:t>:</w:t>
+      </w:r>
+    </w:p>
+    <w:p>
+      <w:pPr>
+        <w:pStyle w:val="ListBullet"/>
+        <w:spacing w:after="40"/>
+        <w:ind w:left="720"/>
+      </w:pPr>
+      <w:r>
+        <w:rPr>
+          <w:color w:val="282C34"/>
+          <w:sz w:val="21"/>
+        </w:rPr>
+        <w:t>Inversion channel is absent; only subthreshold diffusion leakage flows:</w:t>
+      </w:r>
+    </w:p>
+    <w:p>
+      <w:pPr>
+        <w:spacing w:after="80"/>
+      </w:pPr>
+      <w:r>
+        <w:rPr>
+          <w:i/>
+          <w:color w:val="145AA0"/>
+          <w:sz w:val="21"/>
+        </w:rPr>
+      </w:r>
+      <w:r>
+        <w:rPr>
+          <w:color w:val="282C34"/>
+          <w:sz w:val="21"/>
+        </w:rPr>
+        <w:t>I_D \approx I_{0} \cdot \exp\left(\frac{q(V_{GS} - V_{TH})}{n k T}\right) \cdot \left[1 - \exp\left(-\frac{q V_{DS}}{k T}\right)\right] \approx 0</w:t>
       </w:r>
       <w:r>
         <w:rPr>
@@ -773,14 +911,42 @@
           <w:color w:val="145AA0"/>
           <w:sz w:val="21"/>
         </w:rPr>
-        <w:t>V_{DS &lt; V_{GS - V_{TH</w:t>
+      </w:r>
+    </w:p>
+    <w:p>
+      <w:pPr>
+        <w:pStyle w:val="ListNumber"/>
+        <w:spacing w:after="40"/>
+        <w:ind w:left="360"/>
+      </w:pPr>
+      <w:r>
+        <w:rPr>
+          <w:b/>
+          <w:color w:val="282C34"/>
+          <w:sz w:val="21"/>
+        </w:rPr>
+        <w:t>Linear / Triode / Ohmic Region ($V_{GS} &gt; V_{TH}$ and $V_{DS} &lt; V_{GS} - V_{TH}$)</w:t>
       </w:r>
       <w:r>
         <w:rPr>
           <w:color w:val="282C34"/>
           <w:sz w:val="21"/>
         </w:rPr>
-        <w:t>):</w:t>
+        <w:t>:</w:t>
+      </w:r>
+    </w:p>
+    <w:p>
+      <w:pPr>
+        <w:pStyle w:val="ListBullet"/>
+        <w:spacing w:after="40"/>
+        <w:ind w:left="720"/>
+      </w:pPr>
+      <w:r>
+        <w:rPr>
+          <w:color w:val="282C34"/>
+          <w:sz w:val="21"/>
+        </w:rPr>
+        <w:t>Electron channel connects Source to Drain continuously:</w:t>
       </w:r>
     </w:p>
     <w:p>
@@ -811,14 +977,16 @@
     </w:p>
     <w:p>
       <w:pPr>
-        <w:spacing w:after="80"/>
+        <w:pStyle w:val="ListBullet"/>
+        <w:spacing w:after="40"/>
+        <w:ind w:left="720"/>
       </w:pPr>
       <w:r>
         <w:rPr>
           <w:color w:val="282C34"/>
           <w:sz w:val="21"/>
         </w:rPr>
-        <w:t xml:space="preserve">For small </w:t>
+        <w:t xml:space="preserve">For very low </w:t>
       </w:r>
       <w:r>
         <w:rPr>
@@ -826,14 +994,14 @@
           <w:color w:val="145AA0"/>
           <w:sz w:val="21"/>
         </w:rPr>
-        <w:t>V_{DS</w:t>
+        <w:t>V_{DS \ll 2(V_{GS - V_{TH)</w:t>
       </w:r>
       <w:r>
         <w:rPr>
           <w:color w:val="282C34"/>
           <w:sz w:val="21"/>
         </w:rPr>
-        <w:t xml:space="preserve">, channel resistance </w:t>
+        <w:t xml:space="preserve">, the channel acts as an ideal resistor </w:t>
       </w:r>
       <w:r>
         <w:rPr>
@@ -848,7 +1016,7 @@
           <w:color w:val="282C34"/>
           <w:sz w:val="21"/>
         </w:rPr>
-        <w:t xml:space="preserve"> is purely ohmic:</w:t>
+        <w:t>:</w:t>
       </w:r>
     </w:p>
     <w:p>
@@ -879,7 +1047,7 @@
     </w:p>
     <w:p>
       <w:pPr>
-        <w:pStyle w:val="ListBullet"/>
+        <w:pStyle w:val="ListNumber"/>
         <w:spacing w:after="40"/>
         <w:ind w:left="360"/>
       </w:pPr>
@@ -889,29 +1057,64 @@
           <w:color w:val="282C34"/>
           <w:sz w:val="21"/>
         </w:rPr>
-        <w:t>Saturation Regime</w:t>
+        <w:t>Pinch-Off Point ($V_{DS} = V_{GS} - V_{TH}$)</w:t>
       </w:r>
       <w:r>
         <w:rPr>
           <w:color w:val="282C34"/>
           <w:sz w:val="21"/>
         </w:rPr>
-        <w:t xml:space="preserve"> (</w:t>
+        <w:t>:</w:t>
       </w:r>
+    </w:p>
+    <w:p>
+      <w:pPr>
+        <w:pStyle w:val="ListBullet"/>
+        <w:spacing w:after="40"/>
+        <w:ind w:left="720"/>
+      </w:pPr>
       <w:r>
         <w:rPr>
-          <w:i/>
-          <w:color w:val="145AA0"/>
+          <w:color w:val="282C34"/>
           <w:sz w:val="21"/>
         </w:rPr>
-        <w:t>V_{DS ≥ V_{GS - V_{TH</w:t>
+        <w:t>Local surface inversion depth at the drain corner collapses to zero.</w:t>
+      </w:r>
+    </w:p>
+    <w:p>
+      <w:pPr>
+        <w:pStyle w:val="ListNumber"/>
+        <w:spacing w:after="40"/>
+        <w:ind w:left="360"/>
+      </w:pPr>
+      <w:r>
+        <w:rPr>
+          <w:b/>
+          <w:color w:val="282C34"/>
+          <w:sz w:val="21"/>
+        </w:rPr>
+        <w:t>Saturation (Active) Region ($V_{GS} &gt; V_{TH}$ and $V_{DS} \ge V_{GS} - V_{TH}$)</w:t>
       </w:r>
       <w:r>
         <w:rPr>
           <w:color w:val="282C34"/>
           <w:sz w:val="21"/>
         </w:rPr>
-        <w:t>):</w:t>
+        <w:t>:</w:t>
+      </w:r>
+    </w:p>
+    <w:p>
+      <w:pPr>
+        <w:pStyle w:val="ListBullet"/>
+        <w:spacing w:after="40"/>
+        <w:ind w:left="720"/>
+      </w:pPr>
+      <w:r>
+        <w:rPr>
+          <w:color w:val="282C34"/>
+          <w:sz w:val="21"/>
+        </w:rPr>
+        <w:t>Pinch-off point moves slightly toward the source; current is constrained by carrier drift:</w:t>
       </w:r>
     </w:p>
     <w:p>
@@ -942,14 +1145,16 @@
     </w:p>
     <w:p>
       <w:pPr>
-        <w:spacing w:after="80"/>
+        <w:pStyle w:val="ListBullet"/>
+        <w:spacing w:after="40"/>
+        <w:ind w:left="720"/>
       </w:pPr>
       <w:r>
         <w:rPr>
           <w:color w:val="282C34"/>
           <w:sz w:val="21"/>
         </w:rPr>
-        <w:t xml:space="preserve">Where </w:t>
+        <w:t xml:space="preserve">Small-signal transconductance: </w:t>
       </w:r>
       <w:r>
         <w:rPr>
@@ -957,29 +1162,50 @@
           <w:color w:val="145AA0"/>
           <w:sz w:val="21"/>
         </w:rPr>
-        <w:t>\lambda</w:t>
+        <w:t>g_m = \sqrt{2 µ_n C_{ox (W/L) I_D = \frac{2 I_D{V_{GS - V_{TH</w:t>
       </w:r>
       <w:r>
         <w:rPr>
           <w:color w:val="282C34"/>
           <w:sz w:val="21"/>
         </w:rPr>
-        <w:t xml:space="preserve"> is channel length modulation (</w:t>
+        <w:t>.</w:t>
       </w:r>
+    </w:p>
+    <w:p>
+      <w:pPr>
+        <w:pStyle w:val="ListNumber"/>
+        <w:spacing w:after="40"/>
+        <w:ind w:left="360"/>
+      </w:pPr>
       <w:r>
         <w:rPr>
-          <w:i/>
-          <w:color w:val="145AA0"/>
+          <w:b/>
+          <w:color w:val="282C34"/>
           <w:sz w:val="21"/>
         </w:rPr>
-        <w:t>1/V_A</w:t>
+        <w:t>Avalanche Breakdown Region ($V_{DS} \ge V_{BR(DSS)}$)</w:t>
       </w:r>
       <w:r>
         <w:rPr>
           <w:color w:val="282C34"/>
           <w:sz w:val="21"/>
         </w:rPr>
-        <w:t>).</w:t>
+        <w:t>:</w:t>
+      </w:r>
+    </w:p>
+    <w:p>
+      <w:pPr>
+        <w:pStyle w:val="ListBullet"/>
+        <w:spacing w:after="40"/>
+        <w:ind w:left="720"/>
+      </w:pPr>
+      <w:r>
+        <w:rPr>
+          <w:color w:val="282C34"/>
+          <w:sz w:val="21"/>
+        </w:rPr>
+        <w:t>Carrier multiplication due to high reverse field across the drain-body junction.</w:t>
       </w:r>
     </w:p>
     <w:p>
@@ -989,6 +1215,730 @@
           <w:bottom w:val="single" w:sz="6" w:space="1" w:color="E2E8F0"/>
         </w:pBdr>
       </w:pPr>
+    </w:p>
+    <w:p>
+      <w:pPr>
+        <w:spacing w:before="160" w:after="80"/>
+      </w:pPr>
+      <w:r>
+        <w:rPr>
+          <w:b/>
+          <w:color w:val="4682B4"/>
+          <w:sz w:val="24"/>
+        </w:rPr>
+        <w:t>2.2 Transfer Characteristics Waveform (</w:t>
+      </w:r>
+      <w:r>
+        <w:rPr>
+          <w:b/>
+          <w:i/>
+          <w:color w:val="145AA0"/>
+          <w:sz w:val="24"/>
+        </w:rPr>
+        <w:t>I_D</w:t>
+      </w:r>
+      <w:r>
+        <w:rPr>
+          <w:b/>
+          <w:color w:val="4682B4"/>
+          <w:sz w:val="24"/>
+        </w:rPr>
+        <w:t xml:space="preserve"> vs. </w:t>
+      </w:r>
+      <w:r>
+        <w:rPr>
+          <w:b/>
+          <w:i/>
+          <w:color w:val="145AA0"/>
+          <w:sz w:val="24"/>
+        </w:rPr>
+        <w:t>V_{GS</w:t>
+      </w:r>
+      <w:r>
+        <w:rPr>
+          <w:b/>
+          <w:color w:val="4682B4"/>
+          <w:sz w:val="24"/>
+        </w:rPr>
+        <w:t>)</w:t>
+      </w:r>
+    </w:p>
+    <w:tbl>
+      <w:tblPr>
+        <w:tblW w:type="auto" w:w="0"/>
+        <w:jc w:val="center"/>
+        <w:tblLook w:firstColumn="1" w:firstRow="1" w:lastColumn="0" w:lastRow="0" w:noHBand="0" w:noVBand="1" w:val="04A0"/>
+      </w:tblPr>
+      <w:tblGrid>
+        <w:gridCol w:w="9792"/>
+      </w:tblGrid>
+      <w:tr>
+        <w:tc>
+          <w:tcPr>
+            <w:tcW w:type="dxa" w:w="9792"/>
+            <w:shd w:fill="F5F6F8"/>
+            <w:tcMar>
+              <w:top w:w="80" w:type="dxa"/>
+              <w:bottom w:w="80" w:type="dxa"/>
+              <w:left w:w="140" w:type="dxa"/>
+              <w:right w:w="140" w:type="dxa"/>
+            </w:tcMar>
+            <w:tcBorders>
+              <w:left w:val="single" w:sz="18" w:space="0" w:color="CBD5E0"/>
+              <w:top w:val="none"/>
+              <w:right w:val="none"/>
+              <w:bottom w:val="none"/>
+            </w:tcBorders>
+          </w:tcPr>
+          <w:p>
+            <w:pPr>
+              <w:spacing w:line="240" w:lineRule="auto" w:after="0"/>
+            </w:pPr>
+            <w:r>
+              <w:rPr>
+                <w:rFonts w:ascii="Consolas" w:hAnsi="Consolas"/>
+                <w:color w:val="2D3748"/>
+                <w:sz w:val="18"/>
+              </w:rPr>
+              <w:t xml:space="preserve">       Linear Scale (Square-Law Conduction)              Logarithmic Scale (Subthreshold Swing)</w:t>
+              <w:br/>
+              <w:t xml:space="preserve">   Id ^                                              log(Id)^</w:t>
+              <w:br/>
+              <w:t xml:space="preserve">      │                          Saturation Regime          │             Strong Inversion</w:t>
+              <w:br/>
+              <w:t xml:space="preserve">      │                          Id ~ (Vgs - Vth)^2   10^-2 ┼                (Ohmic / Saturation)</w:t>
+              <w:br/>
+              <w:t xml:space="preserve">      │                                   .─'               │                  /</w:t>
+              <w:br/>
+              <w:t xml:space="preserve">      │                                .─'            10^-4 ┼                 /</w:t>
+              <w:br/>
+              <w:t xml:space="preserve">      │                             .─'                     │                /</w:t>
+              <w:br/>
+              <w:t xml:space="preserve">      │                          .─'                  10^-6 ┼               /</w:t>
+              <w:br/>
+              <w:t xml:space="preserve">      │                       .─'                           │              /</w:t>
+              <w:br/>
+              <w:t xml:space="preserve">      │                    .─'                        10^-8 ┼             / Subthreshold Swing:</w:t>
+              <w:br/>
+              <w:t xml:space="preserve">      │                 .─'                                 │            /  S = dVgs / d(log10 Id)</w:t>
+              <w:br/>
+              <w:t xml:space="preserve">      │              .─'                                    │           /     ~ 70mV/decade</w:t>
+              <w:br/>
+              <w:t xml:space="preserve">      │           .─'                                10^-10 ┼          /</w:t>
+              <w:br/>
+              <w:t xml:space="preserve">      │        .─'                                          │         /</w:t>
+              <w:br/>
+              <w:t xml:space="preserve">      │     .─'    Subthreshold Exponential Leakage  10^-12 ┼────────/  &lt;-- Off-state leakage floor</w:t>
+              <w:br/>
+              <w:t xml:space="preserve">      └─────┴────────────────────────────────&gt; Vgs          └────────┴─────────────────────────────&gt; Vgs</w:t>
+              <w:br/>
+              <w:t xml:space="preserve">      0    Vth                                              0       Vth</w:t>
+            </w:r>
+          </w:p>
+        </w:tc>
+      </w:tr>
+    </w:tbl>
+    <w:p/>
+    <w:p>
+      <w:pPr>
+        <w:spacing w:before="80" w:after="80"/>
+        <w:pBdr>
+          <w:bottom w:val="single" w:sz="6" w:space="1" w:color="E2E8F0"/>
+        </w:pBdr>
+      </w:pPr>
+    </w:p>
+    <w:p>
+      <w:pPr>
+        <w:spacing w:before="160" w:after="80"/>
+      </w:pPr>
+      <w:r>
+        <w:rPr>
+          <w:b/>
+          <w:color w:val="4682B4"/>
+          <w:sz w:val="24"/>
+        </w:rPr>
+        <w:t>2.3 Third-Quadrant Reverse Conduction Waveform (</w:t>
+      </w:r>
+      <w:r>
+        <w:rPr>
+          <w:b/>
+          <w:i/>
+          <w:color w:val="145AA0"/>
+          <w:sz w:val="24"/>
+        </w:rPr>
+        <w:t>V_{DS &lt; 0\,V</w:t>
+      </w:r>
+      <w:r>
+        <w:rPr>
+          <w:b/>
+          <w:color w:val="4682B4"/>
+          <w:sz w:val="24"/>
+        </w:rPr>
+        <w:t>)</w:t>
+      </w:r>
+    </w:p>
+    <w:tbl>
+      <w:tblPr>
+        <w:tblW w:type="auto" w:w="0"/>
+        <w:jc w:val="center"/>
+        <w:tblLook w:firstColumn="1" w:firstRow="1" w:lastColumn="0" w:lastRow="0" w:noHBand="0" w:noVBand="1" w:val="04A0"/>
+      </w:tblPr>
+      <w:tblGrid>
+        <w:gridCol w:w="9792"/>
+      </w:tblGrid>
+      <w:tr>
+        <w:tc>
+          <w:tcPr>
+            <w:tcW w:type="dxa" w:w="9792"/>
+            <w:shd w:fill="F5F6F8"/>
+            <w:tcMar>
+              <w:top w:w="80" w:type="dxa"/>
+              <w:bottom w:w="80" w:type="dxa"/>
+              <w:left w:w="140" w:type="dxa"/>
+              <w:right w:w="140" w:type="dxa"/>
+            </w:tcMar>
+            <w:tcBorders>
+              <w:left w:val="single" w:sz="18" w:space="0" w:color="CBD5E0"/>
+              <w:top w:val="none"/>
+              <w:right w:val="none"/>
+              <w:bottom w:val="none"/>
+            </w:tcBorders>
+          </w:tcPr>
+          <w:p>
+            <w:pPr>
+              <w:spacing w:line="240" w:lineRule="auto" w:after="0"/>
+            </w:pPr>
+            <w:r>
+              <w:rPr>
+                <w:rFonts w:ascii="Consolas" w:hAnsi="Consolas"/>
+                <w:color w:val="2D3748"/>
+                <w:sz w:val="18"/>
+              </w:rPr>
+              <w:t xml:space="preserve">               Quadrant III Conduction: Body Diode vs. Synchronous Rectification</w:t>
+              <w:br/>
+              <w:t xml:space="preserve">         -Id (Reverse Current: Source to Drain)</w:t>
+              <w:br/>
+              <w:t xml:space="preserve">         ^</w:t>
+              <w:br/>
+              <w:t xml:space="preserve">         │               Active Synchronous Rectifier (Vgs = 10V)</w:t>
+              <w:br/>
+              <w:t xml:space="preserve">         │               Linear Ohmic Conduction: -Vds = -Id * Rds_on (&lt; 30mV)</w:t>
+              <w:br/>
+              <w:t xml:space="preserve">         │             .─'</w:t>
+              <w:br/>
+              <w:t xml:space="preserve">         │           .─'</w:t>
+              <w:br/>
+              <w:t xml:space="preserve">         │         .─'</w:t>
+              <w:br/>
+              <w:t xml:space="preserve">         │       .─'</w:t>
+              <w:br/>
+              <w:t xml:space="preserve">         │     .─'       Passive Body Diode Conduction (Vgs = 0V)</w:t>
+              <w:br/>
+              <w:t xml:space="preserve">         │   .─'         Standard p-n Diode Knee: VF ~ 0.7V - 1.2V</w:t>
+              <w:br/>
+              <w:t xml:space="preserve">         │  /            High forward dissipation &amp; Qrr recovery!</w:t>
+              <w:br/>
+              <w:t xml:space="preserve">         │ /</w:t>
+              <w:br/>
+              <w:t xml:space="preserve">         │/</w:t>
+              <w:br/>
+              <w:t xml:space="preserve">         ├───────────────────────.</w:t>
+              <w:br/>
+              <w:t xml:space="preserve">         │                        \</w:t>
+              <w:br/>
+              <w:t xml:space="preserve">         │                         \</w:t>
+              <w:br/>
+              <w:t xml:space="preserve">         │                          \</w:t>
+              <w:br/>
+              <w:t xml:space="preserve">  -Vds ◄─┴───────────────────────────┴────── 0 (Drain-to-Source Voltage)</w:t>
+              <w:br/>
+              <w:t xml:space="preserve">                                    -VF (~0.8V)</w:t>
+            </w:r>
+          </w:p>
+        </w:tc>
+      </w:tr>
+    </w:tbl>
+    <w:p/>
+    <w:p>
+      <w:pPr>
+        <w:spacing w:before="80" w:after="80"/>
+        <w:pBdr>
+          <w:bottom w:val="single" w:sz="6" w:space="1" w:color="E2E8F0"/>
+        </w:pBdr>
+      </w:pPr>
+    </w:p>
+    <w:p>
+      <w:pPr>
+        <w:spacing w:before="160" w:after="80"/>
+      </w:pPr>
+      <w:r>
+        <w:rPr>
+          <w:b/>
+          <w:color w:val="4682B4"/>
+          <w:sz w:val="24"/>
+        </w:rPr>
+        <w:t>2.4 Time-Domain Inductive Switching Waveform &amp; Regional Trajectory</w:t>
+      </w:r>
+    </w:p>
+    <w:p>
+      <w:pPr>
+        <w:spacing w:after="80"/>
+      </w:pPr>
+      <w:r>
+        <w:rPr>
+          <w:color w:val="282C34"/>
+          <w:sz w:val="21"/>
+        </w:rPr>
+        <w:t>When an e-NMOS switches an inductive load (solenoid, motor, or buck stage), it transitions sequentially across all operating regions:</w:t>
+      </w:r>
+    </w:p>
+    <w:tbl>
+      <w:tblPr>
+        <w:tblW w:type="auto" w:w="0"/>
+        <w:jc w:val="center"/>
+        <w:tblLook w:firstColumn="1" w:firstRow="1" w:lastColumn="0" w:lastRow="0" w:noHBand="0" w:noVBand="1" w:val="04A0"/>
+      </w:tblPr>
+      <w:tblGrid>
+        <w:gridCol w:w="9792"/>
+      </w:tblGrid>
+      <w:tr>
+        <w:tc>
+          <w:tcPr>
+            <w:tcW w:type="dxa" w:w="9792"/>
+            <w:shd w:fill="F5F6F8"/>
+            <w:tcMar>
+              <w:top w:w="80" w:type="dxa"/>
+              <w:bottom w:w="80" w:type="dxa"/>
+              <w:left w:w="140" w:type="dxa"/>
+              <w:right w:w="140" w:type="dxa"/>
+            </w:tcMar>
+            <w:tcBorders>
+              <w:left w:val="single" w:sz="18" w:space="0" w:color="CBD5E0"/>
+              <w:top w:val="none"/>
+              <w:right w:val="none"/>
+              <w:bottom w:val="none"/>
+            </w:tcBorders>
+          </w:tcPr>
+          <w:p>
+            <w:pPr>
+              <w:spacing w:line="240" w:lineRule="auto" w:after="0"/>
+            </w:pPr>
+            <w:r>
+              <w:rPr>
+                <w:rFonts w:ascii="Consolas" w:hAnsi="Consolas"/>
+                <w:color w:val="2D3748"/>
+                <w:sz w:val="18"/>
+              </w:rPr>
+              <w:t xml:space="preserve">               Time-Domain Switching Waveform &amp; Region Trajectory</w:t>
+              <w:br/>
+              <w:t xml:space="preserve">        │◄─ t_d(on) ─►│◄─ t_ri ─►│◄── t_vf ──►│◄─ t_enh ─►│</w:t>
+              <w:br/>
+              <w:t xml:space="preserve">  Vgs ^ │             │          │            │           │</w:t>
+              <w:br/>
+              <w:t xml:space="preserve">      │ │             │          │Miller Plat.│  V_drive  │</w:t>
+              <w:br/>
+              <w:t xml:space="preserve"> V_drv┼─┼─────────────┼──────────┼────────────┼──.────────┤</w:t>
+              <w:br/>
+              <w:t xml:space="preserve"> V_plt┼─┼─────────────┼──────────┼────────────┴'──────────┤</w:t>
+              <w:br/>
+              <w:t xml:space="preserve">  V_th┼─┼─────────────┼──────────/            │           │</w:t>
+              <w:br/>
+              <w:t xml:space="preserve">   0V ┴─┴─────────────┴─────────'┴────────────┴───────────┴──&gt; Time</w:t>
+              <w:br/>
+              <w:t xml:space="preserve">        │             │          │            │           │</w:t>
+              <w:br/>
+              <w:t xml:space="preserve">  Vds ^ │             │          │            │           │</w:t>
+              <w:br/>
+              <w:t xml:space="preserve"> V_bus┼─┼─────────────┼──────────┼────────────┼───────────┤</w:t>
+              <w:br/>
+              <w:t xml:space="preserve">      │ │             │          │\           │           │</w:t>
+              <w:br/>
+              <w:t xml:space="preserve">      │ │             │          │ \          │  Rds*Id   │</w:t>
+              <w:br/>
+              <w:t xml:space="preserve">   0V ┴─┴─────────────┴──────────┴──'─────────┴──.────────┴──&gt; Time</w:t>
+              <w:br/>
+              <w:t xml:space="preserve">        │             │          │            │           │</w:t>
+              <w:br/>
+              <w:t xml:space="preserve">  Id  ^ │             │          │            │           │</w:t>
+              <w:br/>
+              <w:t>I_load┼─┼─────────────┼──────────┼────────────┼───────────┤</w:t>
+              <w:br/>
+              <w:t xml:space="preserve">      │ │             │          │            │           │</w:t>
+              <w:br/>
+              <w:t xml:space="preserve">      │ │             │/         │            │           │</w:t>
+              <w:br/>
+              <w:t xml:space="preserve">   0A ┴─┴─────────────'──────────┴────────────┴───────────┴──&gt; Time</w:t>
+              <w:br/>
+              <w:t>────────┼─────────────┼──────────┼────────────┼───────────┤</w:t>
+              <w:br/>
+              <w:t>REGION: │  1. CUTOFF  │ 2.ACTIVE │ 3.ACTIVE-&gt; │ 4. LINEAR │</w:t>
+              <w:br/>
+              <w:t xml:space="preserve">        │             │(SATURAT.)│   LINEAR   │  (OHMIC)  │</w:t>
+              <w:br/>
+              <w:t>────────┴─────────────┴──────────┴────────────┴───────────┘</w:t>
+            </w:r>
+          </w:p>
+        </w:tc>
+      </w:tr>
+    </w:tbl>
+    <w:p/>
+    <w:p>
+      <w:pPr>
+        <w:pStyle w:val="ListNumber"/>
+        <w:spacing w:after="40"/>
+        <w:ind w:left="360"/>
+      </w:pPr>
+      <w:r>
+        <w:rPr>
+          <w:b/>
+          <w:color w:val="282C34"/>
+          <w:sz w:val="21"/>
+        </w:rPr>
+        <w:t>Turn-on Delay ($t_{d(on)}$)</w:t>
+      </w:r>
+      <w:r>
+        <w:rPr>
+          <w:color w:val="282C34"/>
+          <w:sz w:val="21"/>
+        </w:rPr>
+        <w:t xml:space="preserve">: Device is in </w:t>
+      </w:r>
+      <w:r>
+        <w:rPr>
+          <w:b/>
+          <w:color w:val="282C34"/>
+          <w:sz w:val="21"/>
+        </w:rPr>
+        <w:t>Cutoff</w:t>
+      </w:r>
+      <w:r>
+        <w:rPr>
+          <w:color w:val="282C34"/>
+          <w:sz w:val="21"/>
+        </w:rPr>
+        <w:t xml:space="preserve"> (</w:t>
+      </w:r>
+      <w:r>
+        <w:rPr>
+          <w:i/>
+          <w:color w:val="145AA0"/>
+          <w:sz w:val="21"/>
+        </w:rPr>
+        <w:t>V_{GS &lt; V_{TH</w:t>
+      </w:r>
+      <w:r>
+        <w:rPr>
+          <w:color w:val="282C34"/>
+          <w:sz w:val="21"/>
+        </w:rPr>
+        <w:t xml:space="preserve">). </w:t>
+      </w:r>
+      <w:r>
+        <w:rPr>
+          <w:i/>
+          <w:color w:val="145AA0"/>
+          <w:sz w:val="21"/>
+        </w:rPr>
+        <w:t>I_D = 0</w:t>
+      </w:r>
+      <w:r>
+        <w:rPr>
+          <w:color w:val="282C34"/>
+          <w:sz w:val="21"/>
+        </w:rPr>
+        <w:t xml:space="preserve">, </w:t>
+      </w:r>
+      <w:r>
+        <w:rPr>
+          <w:i/>
+          <w:color w:val="145AA0"/>
+          <w:sz w:val="21"/>
+        </w:rPr>
+        <w:t>V_{DS = V_{BUS</w:t>
+      </w:r>
+      <w:r>
+        <w:rPr>
+          <w:color w:val="282C34"/>
+          <w:sz w:val="21"/>
+        </w:rPr>
+        <w:t>.</w:t>
+      </w:r>
+    </w:p>
+    <w:p>
+      <w:pPr>
+        <w:pStyle w:val="ListNumber"/>
+        <w:spacing w:after="40"/>
+        <w:ind w:left="360"/>
+      </w:pPr>
+      <w:r>
+        <w:rPr>
+          <w:b/>
+          <w:color w:val="282C34"/>
+          <w:sz w:val="21"/>
+        </w:rPr>
+        <w:t>Current Rise ($t_{ri}$)</w:t>
+      </w:r>
+      <w:r>
+        <w:rPr>
+          <w:color w:val="282C34"/>
+          <w:sz w:val="21"/>
+        </w:rPr>
+        <w:t xml:space="preserve">: Device enters </w:t>
+      </w:r>
+      <w:r>
+        <w:rPr>
+          <w:b/>
+          <w:color w:val="282C34"/>
+          <w:sz w:val="21"/>
+        </w:rPr>
+        <w:t>Saturation</w:t>
+      </w:r>
+      <w:r>
+        <w:rPr>
+          <w:color w:val="282C34"/>
+          <w:sz w:val="21"/>
+        </w:rPr>
+        <w:t xml:space="preserve"> (</w:t>
+      </w:r>
+      <w:r>
+        <w:rPr>
+          <w:i/>
+          <w:color w:val="145AA0"/>
+          <w:sz w:val="21"/>
+        </w:rPr>
+        <w:t>V_{GS &gt; V_{TH</w:t>
+      </w:r>
+      <w:r>
+        <w:rPr>
+          <w:color w:val="282C34"/>
+          <w:sz w:val="21"/>
+        </w:rPr>
+        <w:t xml:space="preserve">, </w:t>
+      </w:r>
+      <w:r>
+        <w:rPr>
+          <w:i/>
+          <w:color w:val="145AA0"/>
+          <w:sz w:val="21"/>
+        </w:rPr>
+        <w:t>V_{DS ≥ V_{GS - V_{TH</w:t>
+      </w:r>
+      <w:r>
+        <w:rPr>
+          <w:color w:val="282C34"/>
+          <w:sz w:val="21"/>
+        </w:rPr>
+        <w:t xml:space="preserve">). </w:t>
+      </w:r>
+      <w:r>
+        <w:rPr>
+          <w:i/>
+          <w:color w:val="145AA0"/>
+          <w:sz w:val="21"/>
+        </w:rPr>
+        <w:t>I_D</w:t>
+      </w:r>
+      <w:r>
+        <w:rPr>
+          <w:color w:val="282C34"/>
+          <w:sz w:val="21"/>
+        </w:rPr>
+        <w:t xml:space="preserve"> ramps up to load current while </w:t>
+      </w:r>
+      <w:r>
+        <w:rPr>
+          <w:i/>
+          <w:color w:val="145AA0"/>
+          <w:sz w:val="21"/>
+        </w:rPr>
+        <w:t>V_{DS</w:t>
+      </w:r>
+      <w:r>
+        <w:rPr>
+          <w:color w:val="282C34"/>
+          <w:sz w:val="21"/>
+        </w:rPr>
+        <w:t xml:space="preserve"> remains clamped at </w:t>
+      </w:r>
+      <w:r>
+        <w:rPr>
+          <w:i/>
+          <w:color w:val="145AA0"/>
+          <w:sz w:val="21"/>
+        </w:rPr>
+        <w:t>V_{BUS</w:t>
+      </w:r>
+      <w:r>
+        <w:rPr>
+          <w:color w:val="282C34"/>
+          <w:sz w:val="21"/>
+        </w:rPr>
+        <w:t>.</w:t>
+      </w:r>
+    </w:p>
+    <w:p>
+      <w:pPr>
+        <w:pStyle w:val="ListNumber"/>
+        <w:spacing w:after="40"/>
+        <w:ind w:left="360"/>
+      </w:pPr>
+      <w:r>
+        <w:rPr>
+          <w:b/>
+          <w:color w:val="282C34"/>
+          <w:sz w:val="21"/>
+        </w:rPr>
+        <w:t>Voltage Fall / Miller Plateau ($t_{vf}$)</w:t>
+      </w:r>
+      <w:r>
+        <w:rPr>
+          <w:color w:val="282C34"/>
+          <w:sz w:val="21"/>
+        </w:rPr>
+        <w:t xml:space="preserve">: Device traverses from </w:t>
+      </w:r>
+      <w:r>
+        <w:rPr>
+          <w:b/>
+          <w:color w:val="282C34"/>
+          <w:sz w:val="21"/>
+        </w:rPr>
+        <w:t>Saturation toward Linear</w:t>
+      </w:r>
+      <w:r>
+        <w:rPr>
+          <w:color w:val="282C34"/>
+          <w:sz w:val="21"/>
+        </w:rPr>
+        <w:t xml:space="preserve"> boundary. Gate voltage is held at </w:t>
+      </w:r>
+      <w:r>
+        <w:rPr>
+          <w:i/>
+          <w:color w:val="145AA0"/>
+          <w:sz w:val="21"/>
+        </w:rPr>
+        <w:t>V_{plateau</w:t>
+      </w:r>
+      <w:r>
+        <w:rPr>
+          <w:color w:val="282C34"/>
+          <w:sz w:val="21"/>
+        </w:rPr>
+        <w:t xml:space="preserve"> while </w:t>
+      </w:r>
+      <w:r>
+        <w:rPr>
+          <w:i/>
+          <w:color w:val="145AA0"/>
+          <w:sz w:val="21"/>
+        </w:rPr>
+        <w:t>C_{gd</w:t>
+      </w:r>
+      <w:r>
+        <w:rPr>
+          <w:color w:val="282C34"/>
+          <w:sz w:val="21"/>
+        </w:rPr>
+        <w:t xml:space="preserve"> is discharged and </w:t>
+      </w:r>
+      <w:r>
+        <w:rPr>
+          <w:i/>
+          <w:color w:val="145AA0"/>
+          <w:sz w:val="21"/>
+        </w:rPr>
+        <w:t>V_{DS</w:t>
+      </w:r>
+      <w:r>
+        <w:rPr>
+          <w:color w:val="282C34"/>
+          <w:sz w:val="21"/>
+        </w:rPr>
+        <w:t xml:space="preserve"> collapses.</w:t>
+      </w:r>
+    </w:p>
+    <w:p>
+      <w:pPr>
+        <w:pStyle w:val="ListNumber"/>
+        <w:spacing w:after="40"/>
+        <w:ind w:left="360"/>
+      </w:pPr>
+      <w:r>
+        <w:rPr>
+          <w:b/>
+          <w:color w:val="282C34"/>
+          <w:sz w:val="21"/>
+        </w:rPr>
+        <w:t>Channel Enhancement ($t_{enh}$)</w:t>
+      </w:r>
+      <w:r>
+        <w:rPr>
+          <w:color w:val="282C34"/>
+          <w:sz w:val="21"/>
+        </w:rPr>
+        <w:t xml:space="preserve">: Device enters </w:t>
+      </w:r>
+      <w:r>
+        <w:rPr>
+          <w:b/>
+          <w:color w:val="282C34"/>
+          <w:sz w:val="21"/>
+        </w:rPr>
+        <w:t>Deep Linear (Ohmic)</w:t>
+      </w:r>
+      <w:r>
+        <w:rPr>
+          <w:color w:val="282C34"/>
+          <w:sz w:val="21"/>
+        </w:rPr>
+        <w:t xml:space="preserve"> regime. </w:t>
+      </w:r>
+      <w:r>
+        <w:rPr>
+          <w:i/>
+          <w:color w:val="145AA0"/>
+          <w:sz w:val="21"/>
+        </w:rPr>
+        <w:t>V_{GS</w:t>
+      </w:r>
+      <w:r>
+        <w:rPr>
+          <w:color w:val="282C34"/>
+          <w:sz w:val="21"/>
+        </w:rPr>
+        <w:t xml:space="preserve"> rises to </w:t>
+      </w:r>
+      <w:r>
+        <w:rPr>
+          <w:i/>
+          <w:color w:val="145AA0"/>
+          <w:sz w:val="21"/>
+        </w:rPr>
+        <w:t>V_{DRIVE</w:t>
+      </w:r>
+      <w:r>
+        <w:rPr>
+          <w:color w:val="282C34"/>
+          <w:sz w:val="21"/>
+        </w:rPr>
+        <w:t xml:space="preserve">, settling </w:t>
+      </w:r>
+      <w:r>
+        <w:rPr>
+          <w:i/>
+          <w:color w:val="145AA0"/>
+          <w:sz w:val="21"/>
+        </w:rPr>
+        <w:t>R_{DS(on)</w:t>
+      </w:r>
+      <w:r>
+        <w:rPr>
+          <w:color w:val="282C34"/>
+          <w:sz w:val="21"/>
+        </w:rPr>
+        <w:t xml:space="preserve"> to minimum.</w:t>
+      </w:r>
     </w:p>
     <w:p>
       <w:pPr>

--- a/vvdn/mosfets/n-channel-enhancement/README.docx
+++ b/vvdn/mosfets/n-channel-enhancement/README.docx
@@ -69,37 +69,7 @@
           <w:color w:val="282C34"/>
           <w:sz w:val="21"/>
         </w:rPr>
-        <w:t xml:space="preserve"> device, no conduction channel exists at zero gate bias (</w:t>
-      </w:r>
-      <w:r>
-        <w:rPr>
-          <w:i/>
-          <w:color w:val="145AA0"/>
-          <w:sz w:val="21"/>
-        </w:rPr>
-        <w:t>V_{GS = 0\,V</w:t>
-      </w:r>
-      <w:r>
-        <w:rPr>
-          <w:color w:val="282C34"/>
-          <w:sz w:val="21"/>
-        </w:rPr>
-        <w:t>). It relies on an applied positive gate potential (</w:t>
-      </w:r>
-      <w:r>
-        <w:rPr>
-          <w:i/>
-          <w:color w:val="145AA0"/>
-          <w:sz w:val="21"/>
-        </w:rPr>
-        <w:t>V_{GS &gt; V_{TH</w:t>
-      </w:r>
-      <w:r>
-        <w:rPr>
-          <w:color w:val="282C34"/>
-          <w:sz w:val="21"/>
-        </w:rPr>
-        <w:t>) to electrostatically induce an electron inversion layer in a p-type substrate.</w:t>
+        <w:t xml:space="preserve"> device, no conduction channel exists at zero gate bias (V_GS = 0 V). It relies on an applied positive gate potential (V_GS &gt; V_TH) to electrostatically induce an electron inversion layer in a p-type substrate.</w:t>
       </w:r>
     </w:p>
     <w:p>
@@ -226,7 +196,7 @@
           <w:color w:val="282C34"/>
           <w:sz w:val="21"/>
         </w:rPr>
-        <w:t>Zero Gate Bias ($V_{GS} = 0\,\text{V}$)</w:t>
+        <w:t>Zero Gate Bias (V_GS = 0 V)</w:t>
       </w:r>
       <w:r>
         <w:rPr>
@@ -247,97 +217,7 @@
           <w:color w:val="282C34"/>
           <w:sz w:val="21"/>
         </w:rPr>
-        <w:t xml:space="preserve">The </w:t>
-      </w:r>
-      <w:r>
-        <w:rPr>
-          <w:i/>
-          <w:color w:val="145AA0"/>
-          <w:sz w:val="21"/>
-        </w:rPr>
-        <w:t>n^+</w:t>
-      </w:r>
-      <w:r>
-        <w:rPr>
-          <w:color w:val="282C34"/>
-          <w:sz w:val="21"/>
-        </w:rPr>
-        <w:t xml:space="preserve"> Source, </w:t>
-      </w:r>
-      <w:r>
-        <w:rPr>
-          <w:i/>
-          <w:color w:val="145AA0"/>
-          <w:sz w:val="21"/>
-        </w:rPr>
-        <w:t>p</w:t>
-      </w:r>
-      <w:r>
-        <w:rPr>
-          <w:color w:val="282C34"/>
-          <w:sz w:val="21"/>
-        </w:rPr>
-        <w:t xml:space="preserve"> Substrate, and </w:t>
-      </w:r>
-      <w:r>
-        <w:rPr>
-          <w:i/>
-          <w:color w:val="145AA0"/>
-          <w:sz w:val="21"/>
-        </w:rPr>
-        <w:t>n^+</w:t>
-      </w:r>
-      <w:r>
-        <w:rPr>
-          <w:color w:val="282C34"/>
-          <w:sz w:val="21"/>
-        </w:rPr>
-        <w:t xml:space="preserve"> Drain form two back-to-back </w:t>
-      </w:r>
-      <w:r>
-        <w:rPr>
-          <w:i/>
-          <w:color w:val="145AA0"/>
-          <w:sz w:val="21"/>
-        </w:rPr>
-        <w:t>p-n</w:t>
-      </w:r>
-      <w:r>
-        <w:rPr>
-          <w:color w:val="282C34"/>
-          <w:sz w:val="21"/>
-        </w:rPr>
-        <w:t xml:space="preserve"> diodes (</w:t>
-      </w:r>
-      <w:r>
-        <w:rPr>
-          <w:i/>
-          <w:color w:val="145AA0"/>
-          <w:sz w:val="21"/>
-        </w:rPr>
-        <w:t>n^+-p</w:t>
-      </w:r>
-      <w:r>
-        <w:rPr>
-          <w:color w:val="282C34"/>
-          <w:sz w:val="21"/>
-        </w:rPr>
-        <w:t xml:space="preserve"> and </w:t>
-      </w:r>
-      <w:r>
-        <w:rPr>
-          <w:i/>
-          <w:color w:val="145AA0"/>
-          <w:sz w:val="21"/>
-        </w:rPr>
-        <w:t>p-n^+</w:t>
-      </w:r>
-      <w:r>
-        <w:rPr>
-          <w:color w:val="282C34"/>
-          <w:sz w:val="21"/>
-        </w:rPr>
-        <w:t>).</w:t>
+        <w:t>The n^+ Source, p Substrate, and n^+ Drain form two back-to-back p-n diodes (n^+-p and p-n^+).</w:t>
       </w:r>
     </w:p>
     <w:p>
@@ -351,37 +231,7 @@
           <w:color w:val="282C34"/>
           <w:sz w:val="21"/>
         </w:rPr>
-        <w:t>Any voltage applied across Drain-to-Source (</w:t>
-      </w:r>
-      <w:r>
-        <w:rPr>
-          <w:i/>
-          <w:color w:val="145AA0"/>
-          <w:sz w:val="21"/>
-        </w:rPr>
-        <w:t>V_{DS &gt; 0</w:t>
-      </w:r>
-      <w:r>
-        <w:rPr>
-          <w:color w:val="282C34"/>
-          <w:sz w:val="21"/>
-        </w:rPr>
-        <w:t>) reverse-biases the Drain-to-Body junction. Only tiny reverse leakage current (</w:t>
-      </w:r>
-      <w:r>
-        <w:rPr>
-          <w:i/>
-          <w:color w:val="145AA0"/>
-          <w:sz w:val="21"/>
-        </w:rPr>
-        <w:t>I_{DSS \approx nA</w:t>
-      </w:r>
-      <w:r>
-        <w:rPr>
-          <w:color w:val="282C34"/>
-          <w:sz w:val="21"/>
-        </w:rPr>
-        <w:t>) flows.</w:t>
+        <w:t>Any voltage applied across Drain-to-Source (V_DS &gt; 0) reverse-biases the Drain-to-Body junction. Only tiny reverse leakage current (I_DSS ≈ nA) flows.</w:t>
       </w:r>
     </w:p>
     <w:p>
@@ -396,7 +246,7 @@
           <w:color w:val="282C34"/>
           <w:sz w:val="21"/>
         </w:rPr>
-        <w:t>Threshold Formation ($V_{GS} = V_{TH}$)</w:t>
+        <w:t>Threshold Formation (V_GS = V_TH)</w:t>
       </w:r>
       <w:r>
         <w:rPr>
@@ -417,22 +267,7 @@
           <w:color w:val="282C34"/>
           <w:sz w:val="21"/>
         </w:rPr>
-        <w:t>A positive voltage on the gate creates a vertical downward electric field (</w:t>
-      </w:r>
-      <w:r>
-        <w:rPr>
-          <w:i/>
-          <w:color w:val="145AA0"/>
-          <w:sz w:val="21"/>
-        </w:rPr>
-        <w:t>E_{vert</w:t>
-      </w:r>
-      <w:r>
-        <w:rPr>
-          <w:color w:val="282C34"/>
-          <w:sz w:val="21"/>
-        </w:rPr>
-        <w:t>).</w:t>
+        <w:t>A positive voltage on the gate creates a vertical downward electric field (E_vert).</w:t>
       </w:r>
     </w:p>
     <w:p>
@@ -446,52 +281,7 @@
           <w:color w:val="282C34"/>
           <w:sz w:val="21"/>
         </w:rPr>
-        <w:t>Mobile holes (</w:t>
-      </w:r>
-      <w:r>
-        <w:rPr>
-          <w:i/>
-          <w:color w:val="145AA0"/>
-          <w:sz w:val="21"/>
-        </w:rPr>
-        <w:t>h^+</w:t>
-      </w:r>
-      <w:r>
-        <w:rPr>
-          <w:color w:val="282C34"/>
-          <w:sz w:val="21"/>
-        </w:rPr>
-        <w:t xml:space="preserve">) in the p-substrate are repelled away from the </w:t>
-      </w:r>
-      <w:r>
-        <w:rPr>
-          <w:i/>
-          <w:color w:val="145AA0"/>
-          <w:sz w:val="21"/>
-        </w:rPr>
-        <w:t>Si-SiO_2</w:t>
-      </w:r>
-      <w:r>
-        <w:rPr>
-          <w:color w:val="282C34"/>
-          <w:sz w:val="21"/>
-        </w:rPr>
-        <w:t xml:space="preserve"> interface, uncovering negatively charged immobile acceptor ions (</w:t>
-      </w:r>
-      <w:r>
-        <w:rPr>
-          <w:i/>
-          <w:color w:val="145AA0"/>
-          <w:sz w:val="21"/>
-        </w:rPr>
-        <w:t>N_A^-</w:t>
-      </w:r>
-      <w:r>
-        <w:rPr>
-          <w:color w:val="282C34"/>
-          <w:sz w:val="21"/>
-        </w:rPr>
-        <w:t>) to form a depletion region.</w:t>
+        <w:t>Mobile holes (h^+) in the p-substrate are repelled away from the Si-SiO_2 interface, uncovering negatively charged immobile acceptor ions (N_A^-) to form a depletion region.</w:t>
       </w:r>
     </w:p>
     <w:p>
@@ -505,22 +295,7 @@
           <w:color w:val="282C34"/>
           <w:sz w:val="21"/>
         </w:rPr>
-        <w:t xml:space="preserve">When </w:t>
-      </w:r>
-      <w:r>
-        <w:rPr>
-          <w:i/>
-          <w:color w:val="145AA0"/>
-          <w:sz w:val="21"/>
-        </w:rPr>
-        <w:t>V_{GS</w:t>
-      </w:r>
-      <w:r>
-        <w:rPr>
-          <w:color w:val="282C34"/>
-          <w:sz w:val="21"/>
-        </w:rPr>
-        <w:t xml:space="preserve"> reaches the </w:t>
+        <w:t xml:space="preserve">When V_GS reaches the </w:t>
       </w:r>
       <w:r>
         <w:rPr>
@@ -528,44 +303,14 @@
           <w:color w:val="282C34"/>
           <w:sz w:val="21"/>
         </w:rPr>
-        <w:t>Threshold Voltage ($V_{TH} \approx 1.5\,\text{V} - 4.0\,\text{V}$)</w:t>
+        <w:t>Threshold Voltage (V_TH ≈ 1.5 V - 4.0 V)</w:t>
       </w:r>
       <w:r>
         <w:rPr>
           <w:color w:val="282C34"/>
           <w:sz w:val="21"/>
         </w:rPr>
-        <w:t>, the conduction band bends below the Fermi level at the surface, pulling in free minority electrons (</w:t>
-      </w:r>
-      <w:r>
-        <w:rPr>
-          <w:i/>
-          <w:color w:val="145AA0"/>
-          <w:sz w:val="21"/>
-        </w:rPr>
-        <w:t>e^-</w:t>
-      </w:r>
-      <w:r>
-        <w:rPr>
-          <w:color w:val="282C34"/>
-          <w:sz w:val="21"/>
-        </w:rPr>
-        <w:t xml:space="preserve">). This forms an </w:t>
-      </w:r>
-      <w:r>
-        <w:rPr>
-          <w:i/>
-          <w:color w:val="145AA0"/>
-          <w:sz w:val="21"/>
-        </w:rPr>
-        <w:t>n</w:t>
-      </w:r>
-      <w:r>
-        <w:rPr>
-          <w:color w:val="282C34"/>
-          <w:sz w:val="21"/>
-        </w:rPr>
-        <w:t xml:space="preserve">-type </w:t>
+        <w:t xml:space="preserve">, the conduction band bends below the Fermi level at the surface, pulling in free minority electrons (e^-). This forms an n-type </w:t>
       </w:r>
       <w:r>
         <w:rPr>
@@ -595,7 +340,7 @@
           <w:color w:val="282C34"/>
           <w:sz w:val="21"/>
         </w:rPr>
-        <w:t>Channel Conduction ($V_{GS} &gt; V_{TH}$)</w:t>
+        <w:t>Channel Conduction (V_GS &gt; V_TH)</w:t>
       </w:r>
       <w:r>
         <w:rPr>
@@ -616,22 +361,7 @@
           <w:color w:val="282C34"/>
           <w:sz w:val="21"/>
         </w:rPr>
-        <w:t>Because electrons are the majority carriers in the channel, they possess high drift mobility (</w:t>
-      </w:r>
-      <w:r>
-        <w:rPr>
-          <w:i/>
-          <w:color w:val="145AA0"/>
-          <w:sz w:val="21"/>
-        </w:rPr>
-        <w:t>µ_n \approx 1350 - 1450\,cm^2/V\cdots</w:t>
-      </w:r>
-      <w:r>
-        <w:rPr>
-          <w:color w:val="282C34"/>
-          <w:sz w:val="21"/>
-        </w:rPr>
-        <w:t xml:space="preserve"> in bulk Silicon), enabling very low on-resistance per unit die area compared to PMOS.</w:t>
+        <w:t>Because electrons are the majority carriers in the channel, they possess high drift mobility (µ_n ≈ 1350 - 1450 cm^2/V*s in bulk Silicon), enabling very low on-resistance per unit die area compared to PMOS.</w:t>
       </w:r>
     </w:p>
     <w:p>
@@ -664,37 +394,7 @@
           <w:color w:val="282C34"/>
           <w:sz w:val="21"/>
         </w:rPr>
-        <w:t>The N-channel enhancement MOSFET operates across distinct physical regimes depending on gate-source voltage (</w:t>
-      </w:r>
-      <w:r>
-        <w:rPr>
-          <w:i/>
-          <w:color w:val="145AA0"/>
-          <w:sz w:val="21"/>
-        </w:rPr>
-        <w:t>V_{GS</w:t>
-      </w:r>
-      <w:r>
-        <w:rPr>
-          <w:color w:val="282C34"/>
-          <w:sz w:val="21"/>
-        </w:rPr>
-        <w:t>) and drain-source voltage (</w:t>
-      </w:r>
-      <w:r>
-        <w:rPr>
-          <w:i/>
-          <w:color w:val="145AA0"/>
-          <w:sz w:val="21"/>
-        </w:rPr>
-        <w:t>V_{DS</w:t>
-      </w:r>
-      <w:r>
-        <w:rPr>
-          <w:color w:val="282C34"/>
-          <w:sz w:val="21"/>
-        </w:rPr>
-        <w:t>).</w:t>
+        <w:t>The N-channel enhancement MOSFET operates across distinct physical regimes depending on gate-source voltage (V_GS) and drain-source voltage (V_DS).</w:t>
       </w:r>
     </w:p>
     <w:p>
@@ -707,41 +407,7 @@
           <w:color w:val="4682B4"/>
           <w:sz w:val="24"/>
         </w:rPr>
-        <w:t>2.1 Static Output Characteristics Waveform (</w:t>
-      </w:r>
-      <w:r>
-        <w:rPr>
-          <w:b/>
-          <w:i/>
-          <w:color w:val="145AA0"/>
-          <w:sz w:val="24"/>
-        </w:rPr>
-        <w:t>I_D</w:t>
-      </w:r>
-      <w:r>
-        <w:rPr>
-          <w:b/>
-          <w:color w:val="4682B4"/>
-          <w:sz w:val="24"/>
-        </w:rPr>
-        <w:t xml:space="preserve"> vs. </w:t>
-      </w:r>
-      <w:r>
-        <w:rPr>
-          <w:b/>
-          <w:i/>
-          <w:color w:val="145AA0"/>
-          <w:sz w:val="24"/>
-        </w:rPr>
-        <w:t>V_{DS</w:t>
-      </w:r>
-      <w:r>
-        <w:rPr>
-          <w:b/>
-          <w:color w:val="4682B4"/>
-          <w:sz w:val="24"/>
-        </w:rPr>
-        <w:t>)</w:t>
+        <w:t>2.1 Static Output Characteristics Waveform (I_D vs. V_DS)</w:t>
       </w:r>
     </w:p>
     <w:tbl>
@@ -863,7 +529,7 @@
           <w:color w:val="282C34"/>
           <w:sz w:val="21"/>
         </w:rPr>
-        <w:t>Cutoff Region ($V_{GS} &lt; V_{TH}$)</w:t>
+        <w:t>Cutoff Region (V_GS &lt; V_TH)</w:t>
       </w:r>
       <w:r>
         <w:rPr>
@@ -887,32 +553,50 @@
         <w:t>Inversion channel is absent; only subthreshold diffusion leakage flows:</w:t>
       </w:r>
     </w:p>
-    <w:p>
-      <w:pPr>
-        <w:spacing w:after="80"/>
-      </w:pPr>
-      <w:r>
-        <w:rPr>
-          <w:i/>
-          <w:color w:val="145AA0"/>
-          <w:sz w:val="21"/>
-        </w:rPr>
-      </w:r>
-      <w:r>
-        <w:rPr>
-          <w:color w:val="282C34"/>
-          <w:sz w:val="21"/>
-        </w:rPr>
-        <w:t>I_D \approx I_{0} \cdot \exp\left(\frac{q(V_{GS} - V_{TH})}{n k T}\right) \cdot \left[1 - \exp\left(-\frac{q V_{DS}}{k T}\right)\right] \approx 0</w:t>
-      </w:r>
-      <w:r>
-        <w:rPr>
-          <w:i/>
-          <w:color w:val="145AA0"/>
-          <w:sz w:val="21"/>
-        </w:rPr>
-      </w:r>
-    </w:p>
+    <w:tbl>
+      <w:tblPr>
+        <w:tblW w:type="auto" w:w="0"/>
+        <w:jc w:val="center"/>
+        <w:tblLook w:firstColumn="1" w:firstRow="1" w:lastColumn="0" w:lastRow="0" w:noHBand="0" w:noVBand="1" w:val="04A0"/>
+      </w:tblPr>
+      <w:tblGrid>
+        <w:gridCol w:w="9792"/>
+      </w:tblGrid>
+      <w:tr>
+        <w:tc>
+          <w:tcPr>
+            <w:tcW w:type="dxa" w:w="9792"/>
+            <w:shd w:fill="F5F6F8"/>
+            <w:tcMar>
+              <w:top w:w="80" w:type="dxa"/>
+              <w:bottom w:w="80" w:type="dxa"/>
+              <w:left w:w="140" w:type="dxa"/>
+              <w:right w:w="140" w:type="dxa"/>
+            </w:tcMar>
+            <w:tcBorders>
+              <w:left w:val="single" w:sz="18" w:space="0" w:color="CBD5E0"/>
+              <w:top w:val="none"/>
+              <w:right w:val="none"/>
+              <w:bottom w:val="none"/>
+            </w:tcBorders>
+          </w:tcPr>
+          <w:p>
+            <w:pPr>
+              <w:spacing w:line="240" w:lineRule="auto" w:after="0"/>
+            </w:pPr>
+            <w:r>
+              <w:rPr>
+                <w:rFonts w:ascii="Consolas" w:hAnsi="Consolas"/>
+                <w:color w:val="2D3748"/>
+                <w:sz w:val="18"/>
+              </w:rPr>
+              <w:t>I_D ≈ I_0 * exp((q(V_GS - V_TH)) / (n k T)) * [1 - exp(-(q V_DS) / (k T))] ≈ 0</w:t>
+            </w:r>
+          </w:p>
+        </w:tc>
+      </w:tr>
+    </w:tbl>
+    <w:p/>
     <w:p>
       <w:pPr>
         <w:pStyle w:val="ListNumber"/>
@@ -925,7 +609,7 @@
           <w:color w:val="282C34"/>
           <w:sz w:val="21"/>
         </w:rPr>
-        <w:t>Linear / Triode / Ohmic Region ($V_{GS} &gt; V_{TH}$ and $V_{DS} &lt; V_{GS} - V_{TH}$)</w:t>
+        <w:t>Linear / Triode / Ohmic Region (V_GS &gt; V_TH and V_DS &lt; V_GS - V_TH)</w:t>
       </w:r>
       <w:r>
         <w:rPr>
@@ -949,32 +633,50 @@
         <w:t>Electron channel connects Source to Drain continuously:</w:t>
       </w:r>
     </w:p>
-    <w:p>
-      <w:pPr>
-        <w:spacing w:after="80"/>
-      </w:pPr>
-      <w:r>
-        <w:rPr>
-          <w:i/>
-          <w:color w:val="145AA0"/>
-          <w:sz w:val="21"/>
-        </w:rPr>
-      </w:r>
-      <w:r>
-        <w:rPr>
-          <w:color w:val="282C34"/>
-          <w:sz w:val="21"/>
-        </w:rPr>
-        <w:t>I_D = \mu_n C_{ox} \left(\frac{W}{L}\right) \left[ (V_{GS} - V_{TH}) V_{DS} - \frac{1}{2} V_{DS}^2 \right]</w:t>
-      </w:r>
-      <w:r>
-        <w:rPr>
-          <w:i/>
-          <w:color w:val="145AA0"/>
-          <w:sz w:val="21"/>
-        </w:rPr>
-      </w:r>
-    </w:p>
+    <w:tbl>
+      <w:tblPr>
+        <w:tblW w:type="auto" w:w="0"/>
+        <w:jc w:val="center"/>
+        <w:tblLook w:firstColumn="1" w:firstRow="1" w:lastColumn="0" w:lastRow="0" w:noHBand="0" w:noVBand="1" w:val="04A0"/>
+      </w:tblPr>
+      <w:tblGrid>
+        <w:gridCol w:w="9792"/>
+      </w:tblGrid>
+      <w:tr>
+        <w:tc>
+          <w:tcPr>
+            <w:tcW w:type="dxa" w:w="9792"/>
+            <w:shd w:fill="F5F6F8"/>
+            <w:tcMar>
+              <w:top w:w="80" w:type="dxa"/>
+              <w:bottom w:w="80" w:type="dxa"/>
+              <w:left w:w="140" w:type="dxa"/>
+              <w:right w:w="140" w:type="dxa"/>
+            </w:tcMar>
+            <w:tcBorders>
+              <w:left w:val="single" w:sz="18" w:space="0" w:color="CBD5E0"/>
+              <w:top w:val="none"/>
+              <w:right w:val="none"/>
+              <w:bottom w:val="none"/>
+            </w:tcBorders>
+          </w:tcPr>
+          <w:p>
+            <w:pPr>
+              <w:spacing w:line="240" w:lineRule="auto" w:after="0"/>
+            </w:pPr>
+            <w:r>
+              <w:rPr>
+                <w:rFonts w:ascii="Consolas" w:hAnsi="Consolas"/>
+                <w:color w:val="2D3748"/>
+                <w:sz w:val="18"/>
+              </w:rPr>
+              <w:t>I_D = µ_n C_ox (W / L) [ (V_GS - V_TH) V_DS - 1 / 2 V_DS^2 ]</w:t>
+            </w:r>
+          </w:p>
+        </w:tc>
+      </w:tr>
+    </w:tbl>
+    <w:p/>
     <w:p>
       <w:pPr>
         <w:pStyle w:val="ListBullet"/>
@@ -986,65 +688,53 @@
           <w:color w:val="282C34"/>
           <w:sz w:val="21"/>
         </w:rPr>
-        <w:t xml:space="preserve">For very low </w:t>
-      </w:r>
-      <w:r>
-        <w:rPr>
-          <w:i/>
-          <w:color w:val="145AA0"/>
-          <w:sz w:val="21"/>
-        </w:rPr>
-        <w:t>V_{DS \ll 2(V_{GS - V_{TH)</w:t>
-      </w:r>
-      <w:r>
-        <w:rPr>
-          <w:color w:val="282C34"/>
-          <w:sz w:val="21"/>
-        </w:rPr>
-        <w:t xml:space="preserve">, the channel acts as an ideal resistor </w:t>
-      </w:r>
-      <w:r>
-        <w:rPr>
-          <w:i/>
-          <w:color w:val="145AA0"/>
-          <w:sz w:val="21"/>
-        </w:rPr>
-        <w:t>R_{DS(on)</w:t>
-      </w:r>
-      <w:r>
-        <w:rPr>
-          <w:color w:val="282C34"/>
-          <w:sz w:val="21"/>
-        </w:rPr>
-        <w:t>:</w:t>
+        <w:t>For very low V_DS &lt;&lt; 2(V_GS - V_TH), the channel acts as an ideal resistor R_DS(on):</w:t>
       </w:r>
     </w:p>
-    <w:p>
-      <w:pPr>
-        <w:spacing w:after="80"/>
-      </w:pPr>
-      <w:r>
-        <w:rPr>
-          <w:i/>
-          <w:color w:val="145AA0"/>
-          <w:sz w:val="21"/>
-        </w:rPr>
-      </w:r>
-      <w:r>
-        <w:rPr>
-          <w:color w:val="282C34"/>
-          <w:sz w:val="21"/>
-        </w:rPr>
-        <w:t>R_{DS(on)} = \frac{1}{\mu_n C_{ox} (W/L) (V_{GS} - V_{TH})}</w:t>
-      </w:r>
-      <w:r>
-        <w:rPr>
-          <w:i/>
-          <w:color w:val="145AA0"/>
-          <w:sz w:val="21"/>
-        </w:rPr>
-      </w:r>
-    </w:p>
+    <w:tbl>
+      <w:tblPr>
+        <w:tblW w:type="auto" w:w="0"/>
+        <w:jc w:val="center"/>
+        <w:tblLook w:firstColumn="1" w:firstRow="1" w:lastColumn="0" w:lastRow="0" w:noHBand="0" w:noVBand="1" w:val="04A0"/>
+      </w:tblPr>
+      <w:tblGrid>
+        <w:gridCol w:w="9792"/>
+      </w:tblGrid>
+      <w:tr>
+        <w:tc>
+          <w:tcPr>
+            <w:tcW w:type="dxa" w:w="9792"/>
+            <w:shd w:fill="F5F6F8"/>
+            <w:tcMar>
+              <w:top w:w="80" w:type="dxa"/>
+              <w:bottom w:w="80" w:type="dxa"/>
+              <w:left w:w="140" w:type="dxa"/>
+              <w:right w:w="140" w:type="dxa"/>
+            </w:tcMar>
+            <w:tcBorders>
+              <w:left w:val="single" w:sz="18" w:space="0" w:color="CBD5E0"/>
+              <w:top w:val="none"/>
+              <w:right w:val="none"/>
+              <w:bottom w:val="none"/>
+            </w:tcBorders>
+          </w:tcPr>
+          <w:p>
+            <w:pPr>
+              <w:spacing w:line="240" w:lineRule="auto" w:after="0"/>
+            </w:pPr>
+            <w:r>
+              <w:rPr>
+                <w:rFonts w:ascii="Consolas" w:hAnsi="Consolas"/>
+                <w:color w:val="2D3748"/>
+                <w:sz w:val="18"/>
+              </w:rPr>
+              <w:t>R_DS(on) = 1 / (µ_n C_ox (W/L) (V_GS - V_TH))</w:t>
+            </w:r>
+          </w:p>
+        </w:tc>
+      </w:tr>
+    </w:tbl>
+    <w:p/>
     <w:p>
       <w:pPr>
         <w:pStyle w:val="ListNumber"/>
@@ -1057,7 +747,7 @@
           <w:color w:val="282C34"/>
           <w:sz w:val="21"/>
         </w:rPr>
-        <w:t>Pinch-Off Point ($V_{DS} = V_{GS} - V_{TH}$)</w:t>
+        <w:t>Pinch-Off Point (V_DS = V_GS - V_TH)</w:t>
       </w:r>
       <w:r>
         <w:rPr>
@@ -1093,7 +783,7 @@
           <w:color w:val="282C34"/>
           <w:sz w:val="21"/>
         </w:rPr>
-        <w:t>Saturation (Active) Region ($V_{GS} &gt; V_{TH}$ and $V_{DS} \ge V_{GS} - V_{TH}$)</w:t>
+        <w:t>Saturation (Active) Region (V_GS &gt; V_TH and V_DS &gt;= V_GS - V_TH)</w:t>
       </w:r>
       <w:r>
         <w:rPr>
@@ -1117,32 +807,50 @@
         <w:t>Pinch-off point moves slightly toward the source; current is constrained by carrier drift:</w:t>
       </w:r>
     </w:p>
-    <w:p>
-      <w:pPr>
-        <w:spacing w:after="80"/>
-      </w:pPr>
-      <w:r>
-        <w:rPr>
-          <w:i/>
-          <w:color w:val="145AA0"/>
-          <w:sz w:val="21"/>
-        </w:rPr>
-      </w:r>
-      <w:r>
-        <w:rPr>
-          <w:color w:val="282C34"/>
-          <w:sz w:val="21"/>
-        </w:rPr>
-        <w:t>I_{D(sat)} = \frac{1}{2} \mu_n C_{ox} \left(\frac{W}{L}\right) (V_{GS} - V_{TH})^2 (1 + \lambda V_{DS})</w:t>
-      </w:r>
-      <w:r>
-        <w:rPr>
-          <w:i/>
-          <w:color w:val="145AA0"/>
-          <w:sz w:val="21"/>
-        </w:rPr>
-      </w:r>
-    </w:p>
+    <w:tbl>
+      <w:tblPr>
+        <w:tblW w:type="auto" w:w="0"/>
+        <w:jc w:val="center"/>
+        <w:tblLook w:firstColumn="1" w:firstRow="1" w:lastColumn="0" w:lastRow="0" w:noHBand="0" w:noVBand="1" w:val="04A0"/>
+      </w:tblPr>
+      <w:tblGrid>
+        <w:gridCol w:w="9792"/>
+      </w:tblGrid>
+      <w:tr>
+        <w:tc>
+          <w:tcPr>
+            <w:tcW w:type="dxa" w:w="9792"/>
+            <w:shd w:fill="F5F6F8"/>
+            <w:tcMar>
+              <w:top w:w="80" w:type="dxa"/>
+              <w:bottom w:w="80" w:type="dxa"/>
+              <w:left w:w="140" w:type="dxa"/>
+              <w:right w:w="140" w:type="dxa"/>
+            </w:tcMar>
+            <w:tcBorders>
+              <w:left w:val="single" w:sz="18" w:space="0" w:color="CBD5E0"/>
+              <w:top w:val="none"/>
+              <w:right w:val="none"/>
+              <w:bottom w:val="none"/>
+            </w:tcBorders>
+          </w:tcPr>
+          <w:p>
+            <w:pPr>
+              <w:spacing w:line="240" w:lineRule="auto" w:after="0"/>
+            </w:pPr>
+            <w:r>
+              <w:rPr>
+                <w:rFonts w:ascii="Consolas" w:hAnsi="Consolas"/>
+                <w:color w:val="2D3748"/>
+                <w:sz w:val="18"/>
+              </w:rPr>
+              <w:t>I_D(sat) = 1 / 2 µ_n C_ox (W / L) (V_GS - V_TH)^2 (1 + λ V_DS)</w:t>
+            </w:r>
+          </w:p>
+        </w:tc>
+      </w:tr>
+    </w:tbl>
+    <w:p/>
     <w:p>
       <w:pPr>
         <w:pStyle w:val="ListBullet"/>
@@ -1154,22 +862,7 @@
           <w:color w:val="282C34"/>
           <w:sz w:val="21"/>
         </w:rPr>
-        <w:t xml:space="preserve">Small-signal transconductance: </w:t>
-      </w:r>
-      <w:r>
-        <w:rPr>
-          <w:i/>
-          <w:color w:val="145AA0"/>
-          <w:sz w:val="21"/>
-        </w:rPr>
-        <w:t>g_m = \sqrt{2 µ_n C_{ox (W/L) I_D = \frac{2 I_D{V_{GS - V_{TH</w:t>
-      </w:r>
-      <w:r>
-        <w:rPr>
-          <w:color w:val="282C34"/>
-          <w:sz w:val="21"/>
-        </w:rPr>
-        <w:t>.</w:t>
+        <w:t>Small-signal transconductance: g_m = sqrt(2 µ_n C_ox (W/L) I_D) = (2 I_D) / (V_GS - V_TH).</w:t>
       </w:r>
     </w:p>
     <w:p>
@@ -1184,7 +877,7 @@
           <w:color w:val="282C34"/>
           <w:sz w:val="21"/>
         </w:rPr>
-        <w:t>Avalanche Breakdown Region ($V_{DS} \ge V_{BR(DSS)}$)</w:t>
+        <w:t>Avalanche Breakdown Region (V_DS &gt;= V_BR(DSS))</w:t>
       </w:r>
       <w:r>
         <w:rPr>
@@ -1226,41 +919,7 @@
           <w:color w:val="4682B4"/>
           <w:sz w:val="24"/>
         </w:rPr>
-        <w:t>2.2 Transfer Characteristics Waveform (</w:t>
-      </w:r>
-      <w:r>
-        <w:rPr>
-          <w:b/>
-          <w:i/>
-          <w:color w:val="145AA0"/>
-          <w:sz w:val="24"/>
-        </w:rPr>
-        <w:t>I_D</w:t>
-      </w:r>
-      <w:r>
-        <w:rPr>
-          <w:b/>
-          <w:color w:val="4682B4"/>
-          <w:sz w:val="24"/>
-        </w:rPr>
-        <w:t xml:space="preserve"> vs. </w:t>
-      </w:r>
-      <w:r>
-        <w:rPr>
-          <w:b/>
-          <w:i/>
-          <w:color w:val="145AA0"/>
-          <w:sz w:val="24"/>
-        </w:rPr>
-        <w:t>V_{GS</w:t>
-      </w:r>
-      <w:r>
-        <w:rPr>
-          <w:b/>
-          <w:color w:val="4682B4"/>
-          <w:sz w:val="24"/>
-        </w:rPr>
-        <w:t>)</w:t>
+        <w:t>2.2 Transfer Characteristics Waveform (I_D vs. V_GS)</w:t>
       </w:r>
     </w:p>
     <w:tbl>
@@ -1357,24 +1016,7 @@
           <w:color w:val="4682B4"/>
           <w:sz w:val="24"/>
         </w:rPr>
-        <w:t>2.3 Third-Quadrant Reverse Conduction Waveform (</w:t>
-      </w:r>
-      <w:r>
-        <w:rPr>
-          <w:b/>
-          <w:i/>
-          <w:color w:val="145AA0"/>
-          <w:sz w:val="24"/>
-        </w:rPr>
-        <w:t>V_{DS &lt; 0\,V</w:t>
-      </w:r>
-      <w:r>
-        <w:rPr>
-          <w:b/>
-          <w:color w:val="4682B4"/>
-          <w:sz w:val="24"/>
-        </w:rPr>
-        <w:t>)</w:t>
+        <w:t>2.3 Third-Quadrant Reverse Conduction Waveform (V_DS &lt; 0 V)</w:t>
       </w:r>
     </w:p>
     <w:tbl>
@@ -1594,7 +1236,7 @@
           <w:color w:val="282C34"/>
           <w:sz w:val="21"/>
         </w:rPr>
-        <w:t>Turn-on Delay ($t_{d(on)}$)</w:t>
+        <w:t>Turn-on Delay (t_d(on))</w:t>
       </w:r>
       <w:r>
         <w:rPr>
@@ -1616,52 +1258,7 @@
           <w:color w:val="282C34"/>
           <w:sz w:val="21"/>
         </w:rPr>
-        <w:t xml:space="preserve"> (</w:t>
-      </w:r>
-      <w:r>
-        <w:rPr>
-          <w:i/>
-          <w:color w:val="145AA0"/>
-          <w:sz w:val="21"/>
-        </w:rPr>
-        <w:t>V_{GS &lt; V_{TH</w:t>
-      </w:r>
-      <w:r>
-        <w:rPr>
-          <w:color w:val="282C34"/>
-          <w:sz w:val="21"/>
-        </w:rPr>
-        <w:t xml:space="preserve">). </w:t>
-      </w:r>
-      <w:r>
-        <w:rPr>
-          <w:i/>
-          <w:color w:val="145AA0"/>
-          <w:sz w:val="21"/>
-        </w:rPr>
-        <w:t>I_D = 0</w:t>
-      </w:r>
-      <w:r>
-        <w:rPr>
-          <w:color w:val="282C34"/>
-          <w:sz w:val="21"/>
-        </w:rPr>
-        <w:t xml:space="preserve">, </w:t>
-      </w:r>
-      <w:r>
-        <w:rPr>
-          <w:i/>
-          <w:color w:val="145AA0"/>
-          <w:sz w:val="21"/>
-        </w:rPr>
-        <w:t>V_{DS = V_{BUS</w:t>
-      </w:r>
-      <w:r>
-        <w:rPr>
-          <w:color w:val="282C34"/>
-          <w:sz w:val="21"/>
-        </w:rPr>
-        <w:t>.</w:t>
+        <w:t xml:space="preserve"> (V_GS &lt; V_TH). I_D = 0, V_DS = V_BUS.</w:t>
       </w:r>
     </w:p>
     <w:p>
@@ -1676,7 +1273,7 @@
           <w:color w:val="282C34"/>
           <w:sz w:val="21"/>
         </w:rPr>
-        <w:t>Current Rise ($t_{ri}$)</w:t>
+        <w:t>Current Rise (t_ri)</w:t>
       </w:r>
       <w:r>
         <w:rPr>
@@ -1698,82 +1295,7 @@
           <w:color w:val="282C34"/>
           <w:sz w:val="21"/>
         </w:rPr>
-        <w:t xml:space="preserve"> (</w:t>
-      </w:r>
-      <w:r>
-        <w:rPr>
-          <w:i/>
-          <w:color w:val="145AA0"/>
-          <w:sz w:val="21"/>
-        </w:rPr>
-        <w:t>V_{GS &gt; V_{TH</w:t>
-      </w:r>
-      <w:r>
-        <w:rPr>
-          <w:color w:val="282C34"/>
-          <w:sz w:val="21"/>
-        </w:rPr>
-        <w:t xml:space="preserve">, </w:t>
-      </w:r>
-      <w:r>
-        <w:rPr>
-          <w:i/>
-          <w:color w:val="145AA0"/>
-          <w:sz w:val="21"/>
-        </w:rPr>
-        <w:t>V_{DS ≥ V_{GS - V_{TH</w:t>
-      </w:r>
-      <w:r>
-        <w:rPr>
-          <w:color w:val="282C34"/>
-          <w:sz w:val="21"/>
-        </w:rPr>
-        <w:t xml:space="preserve">). </w:t>
-      </w:r>
-      <w:r>
-        <w:rPr>
-          <w:i/>
-          <w:color w:val="145AA0"/>
-          <w:sz w:val="21"/>
-        </w:rPr>
-        <w:t>I_D</w:t>
-      </w:r>
-      <w:r>
-        <w:rPr>
-          <w:color w:val="282C34"/>
-          <w:sz w:val="21"/>
-        </w:rPr>
-        <w:t xml:space="preserve"> ramps up to load current while </w:t>
-      </w:r>
-      <w:r>
-        <w:rPr>
-          <w:i/>
-          <w:color w:val="145AA0"/>
-          <w:sz w:val="21"/>
-        </w:rPr>
-        <w:t>V_{DS</w:t>
-      </w:r>
-      <w:r>
-        <w:rPr>
-          <w:color w:val="282C34"/>
-          <w:sz w:val="21"/>
-        </w:rPr>
-        <w:t xml:space="preserve"> remains clamped at </w:t>
-      </w:r>
-      <w:r>
-        <w:rPr>
-          <w:i/>
-          <w:color w:val="145AA0"/>
-          <w:sz w:val="21"/>
-        </w:rPr>
-        <w:t>V_{BUS</w:t>
-      </w:r>
-      <w:r>
-        <w:rPr>
-          <w:color w:val="282C34"/>
-          <w:sz w:val="21"/>
-        </w:rPr>
-        <w:t>.</w:t>
+        <w:t xml:space="preserve"> (V_GS &gt; V_TH, V_DS &gt;= V_GS - V_TH). I_D ramps up to load current while V_DS remains clamped at V_BUS.</w:t>
       </w:r>
     </w:p>
     <w:p>
@@ -1788,7 +1310,7 @@
           <w:color w:val="282C34"/>
           <w:sz w:val="21"/>
         </w:rPr>
-        <w:t>Voltage Fall / Miller Plateau ($t_{vf}$)</w:t>
+        <w:t>Voltage Fall / Miller Plateau (t_vf)</w:t>
       </w:r>
       <w:r>
         <w:rPr>
@@ -1810,52 +1332,7 @@
           <w:color w:val="282C34"/>
           <w:sz w:val="21"/>
         </w:rPr>
-        <w:t xml:space="preserve"> boundary. Gate voltage is held at </w:t>
-      </w:r>
-      <w:r>
-        <w:rPr>
-          <w:i/>
-          <w:color w:val="145AA0"/>
-          <w:sz w:val="21"/>
-        </w:rPr>
-        <w:t>V_{plateau</w:t>
-      </w:r>
-      <w:r>
-        <w:rPr>
-          <w:color w:val="282C34"/>
-          <w:sz w:val="21"/>
-        </w:rPr>
-        <w:t xml:space="preserve"> while </w:t>
-      </w:r>
-      <w:r>
-        <w:rPr>
-          <w:i/>
-          <w:color w:val="145AA0"/>
-          <w:sz w:val="21"/>
-        </w:rPr>
-        <w:t>C_{gd</w:t>
-      </w:r>
-      <w:r>
-        <w:rPr>
-          <w:color w:val="282C34"/>
-          <w:sz w:val="21"/>
-        </w:rPr>
-        <w:t xml:space="preserve"> is discharged and </w:t>
-      </w:r>
-      <w:r>
-        <w:rPr>
-          <w:i/>
-          <w:color w:val="145AA0"/>
-          <w:sz w:val="21"/>
-        </w:rPr>
-        <w:t>V_{DS</w:t>
-      </w:r>
-      <w:r>
-        <w:rPr>
-          <w:color w:val="282C34"/>
-          <w:sz w:val="21"/>
-        </w:rPr>
-        <w:t xml:space="preserve"> collapses.</w:t>
+        <w:t xml:space="preserve"> boundary. Gate voltage is held at V_plateau while C_gd is discharged and V_DS collapses.</w:t>
       </w:r>
     </w:p>
     <w:p>
@@ -1870,7 +1347,7 @@
           <w:color w:val="282C34"/>
           <w:sz w:val="21"/>
         </w:rPr>
-        <w:t>Channel Enhancement ($t_{enh}$)</w:t>
+        <w:t>Channel Enhancement (t_enh)</w:t>
       </w:r>
       <w:r>
         <w:rPr>
@@ -1892,52 +1369,7 @@
           <w:color w:val="282C34"/>
           <w:sz w:val="21"/>
         </w:rPr>
-        <w:t xml:space="preserve"> regime. </w:t>
-      </w:r>
-      <w:r>
-        <w:rPr>
-          <w:i/>
-          <w:color w:val="145AA0"/>
-          <w:sz w:val="21"/>
-        </w:rPr>
-        <w:t>V_{GS</w:t>
-      </w:r>
-      <w:r>
-        <w:rPr>
-          <w:color w:val="282C34"/>
-          <w:sz w:val="21"/>
-        </w:rPr>
-        <w:t xml:space="preserve"> rises to </w:t>
-      </w:r>
-      <w:r>
-        <w:rPr>
-          <w:i/>
-          <w:color w:val="145AA0"/>
-          <w:sz w:val="21"/>
-        </w:rPr>
-        <w:t>V_{DRIVE</w:t>
-      </w:r>
-      <w:r>
-        <w:rPr>
-          <w:color w:val="282C34"/>
-          <w:sz w:val="21"/>
-        </w:rPr>
-        <w:t xml:space="preserve">, settling </w:t>
-      </w:r>
-      <w:r>
-        <w:rPr>
-          <w:i/>
-          <w:color w:val="145AA0"/>
-          <w:sz w:val="21"/>
-        </w:rPr>
-        <w:t>R_{DS(on)</w:t>
-      </w:r>
-      <w:r>
-        <w:rPr>
-          <w:color w:val="282C34"/>
-          <w:sz w:val="21"/>
-        </w:rPr>
-        <w:t xml:space="preserve"> to minimum.</w:t>
+        <w:t xml:space="preserve"> regime. V_GS rises to V_DRIVE, settling R_DS(on) to minimum.</w:t>
       </w:r>
     </w:p>
     <w:p>
@@ -2087,7 +1519,7 @@
           <w:color w:val="282C34"/>
           <w:sz w:val="21"/>
         </w:rPr>
-        <w:t>Pull-Down Resistor ($R_{pd} \approx 10\,\text{k}\Omega - 100\,\text{k}\Omega$)</w:t>
+        <w:t>Pull-Down Resistor (R_pd ≈ 10 kΩ - 100 kΩ)</w:t>
       </w:r>
       <w:r>
         <w:rPr>
@@ -2137,7 +1569,7 @@
           <w:color w:val="282C34"/>
           <w:sz w:val="21"/>
         </w:rPr>
-        <w:t>Series Gate Resistor ($R_{gate} \approx 10\,\Omega - 100\,\Omega$)</w:t>
+        <w:t>Series Gate Resistor (R_gate ≈ 10 Ω - 100 Ω)</w:t>
       </w:r>
       <w:r>
         <w:rPr>
@@ -2158,37 +1590,7 @@
           <w:color w:val="282C34"/>
           <w:sz w:val="21"/>
         </w:rPr>
-        <w:t>Damps LC ringing formed between trace parasitic inductance (</w:t>
-      </w:r>
-      <w:r>
-        <w:rPr>
-          <w:i/>
-          <w:color w:val="145AA0"/>
-          <w:sz w:val="21"/>
-        </w:rPr>
-        <w:t>L_{gate</w:t>
-      </w:r>
-      <w:r>
-        <w:rPr>
-          <w:color w:val="282C34"/>
-          <w:sz w:val="21"/>
-        </w:rPr>
-        <w:t>) and MOSFET input capacitance (</w:t>
-      </w:r>
-      <w:r>
-        <w:rPr>
-          <w:i/>
-          <w:color w:val="145AA0"/>
-          <w:sz w:val="21"/>
-        </w:rPr>
-        <w:t>C_{iss</w:t>
-      </w:r>
-      <w:r>
-        <w:rPr>
-          <w:color w:val="282C34"/>
-          <w:sz w:val="21"/>
-        </w:rPr>
-        <w:t>).</w:t>
+        <w:t>Damps LC ringing formed between trace parasitic inductance (L_gate) and MOSFET input capacitance (C_iss).</w:t>
       </w:r>
     </w:p>
     <w:p>
@@ -2238,37 +1640,7 @@
           <w:color w:val="282C34"/>
           <w:sz w:val="21"/>
         </w:rPr>
-        <w:t>Required for inductive loads. When the NMOS abruptly turns off, inductor current cannot instantaneously drop to zero (</w:t>
-      </w:r>
-      <w:r>
-        <w:rPr>
-          <w:i/>
-          <w:color w:val="145AA0"/>
-          <w:sz w:val="21"/>
-        </w:rPr>
-        <w:t>\Delta V = -L \frac{di{dt</w:t>
-      </w:r>
-      <w:r>
-        <w:rPr>
-          <w:color w:val="282C34"/>
-          <w:sz w:val="21"/>
-        </w:rPr>
-        <w:t xml:space="preserve">), causing a positive voltage spike at the Drain that will exceed </w:t>
-      </w:r>
-      <w:r>
-        <w:rPr>
-          <w:i/>
-          <w:color w:val="145AA0"/>
-          <w:sz w:val="21"/>
-        </w:rPr>
-        <w:t>V_{(BR)DSS</w:t>
-      </w:r>
-      <w:r>
-        <w:rPr>
-          <w:color w:val="282C34"/>
-          <w:sz w:val="21"/>
-        </w:rPr>
-        <w:t xml:space="preserve"> and destroy the device if not clamped.</w:t>
+        <w:t>Required for inductive loads. When the NMOS abruptly turns off, inductor current cannot instantaneously drop to zero (Δ V = -L di / dt), causing a positive voltage spike at the Drain that will exceed V_(BR)DSS and destroy the device if not clamped.</w:t>
       </w:r>
     </w:p>
     <w:p>
@@ -2461,11 +1833,10 @@
             </w:pPr>
             <w:r>
               <w:rPr>
-                <w:i/>
-                <w:color w:val="145AA0"/>
+                <w:color w:val="282C34"/>
                 <w:sz w:val="18"/>
               </w:rPr>
-              <w:t>V_{(BR)DSS</w:t>
+              <w:t>V_(BR)DSS</w:t>
             </w:r>
           </w:p>
         </w:tc>
@@ -2513,22 +1884,7 @@
                 <w:color w:val="282C34"/>
                 <w:sz w:val="18"/>
               </w:rPr>
-              <w:t xml:space="preserve">Select with </w:t>
-            </w:r>
-            <w:r>
-              <w:rPr>
-                <w:i/>
-                <w:color w:val="145AA0"/>
-                <w:sz w:val="18"/>
-              </w:rPr>
-              <w:t>≥ 20\% - 50\%</w:t>
-            </w:r>
-            <w:r>
-              <w:rPr>
-                <w:color w:val="282C34"/>
-                <w:sz w:val="18"/>
-              </w:rPr>
-              <w:t xml:space="preserve"> margin above supply bus</w:t>
+              <w:t>Select with &gt;= 20\% - 50\% margin above supply bus</w:t>
             </w:r>
           </w:p>
         </w:tc>
@@ -2578,11 +1934,10 @@
             </w:pPr>
             <w:r>
               <w:rPr>
-                <w:i/>
-                <w:color w:val="145AA0"/>
+                <w:color w:val="282C34"/>
                 <w:sz w:val="18"/>
               </w:rPr>
-              <w:t>V_{GS(max)</w:t>
+              <w:t>V_GS(max)</w:t>
             </w:r>
           </w:p>
         </w:tc>
@@ -2607,37 +1962,7 @@
                 <w:color w:val="282C34"/>
                 <w:sz w:val="18"/>
               </w:rPr>
-              <w:t xml:space="preserve">Dielectric breakdown rating of thin </w:t>
-            </w:r>
-            <w:r>
-              <w:rPr>
-                <w:i/>
-                <w:color w:val="145AA0"/>
-                <w:sz w:val="18"/>
-              </w:rPr>
-              <w:t>SiO_2</w:t>
-            </w:r>
-            <w:r>
-              <w:rPr>
-                <w:color w:val="282C34"/>
-                <w:sz w:val="18"/>
-              </w:rPr>
-              <w:t xml:space="preserve"> (typically </w:t>
-            </w:r>
-            <w:r>
-              <w:rPr>
-                <w:i/>
-                <w:color w:val="145AA0"/>
-                <w:sz w:val="18"/>
-              </w:rPr>
-              <w:t>± 20\,V</w:t>
-            </w:r>
-            <w:r>
-              <w:rPr>
-                <w:color w:val="282C34"/>
-                <w:sz w:val="18"/>
-              </w:rPr>
-              <w:t>)</w:t>
+              <w:t>Dielectric breakdown rating of thin SiO_2 (typically ± 20 V)</w:t>
             </w:r>
           </w:p>
         </w:tc>
@@ -2662,22 +1987,7 @@
                 <w:color w:val="282C34"/>
                 <w:sz w:val="18"/>
               </w:rPr>
-              <w:t xml:space="preserve">Clamp with </w:t>
-            </w:r>
-            <w:r>
-              <w:rPr>
-                <w:i/>
-                <w:color w:val="145AA0"/>
-                <w:sz w:val="18"/>
-              </w:rPr>
-              <w:t>15\,V - 18\,V</w:t>
-            </w:r>
-            <w:r>
-              <w:rPr>
-                <w:color w:val="282C34"/>
-                <w:sz w:val="18"/>
-              </w:rPr>
-              <w:t xml:space="preserve"> TVS / Zener if transients exist</w:t>
+              <w:t>Clamp with 15 V - 18 V TVS / Zener if transients exist</w:t>
             </w:r>
           </w:p>
         </w:tc>
@@ -2725,11 +2035,10 @@
             </w:pPr>
             <w:r>
               <w:rPr>
-                <w:i/>
-                <w:color w:val="145AA0"/>
+                <w:color w:val="282C34"/>
                 <w:sz w:val="18"/>
               </w:rPr>
-              <w:t>V_{GS(th)</w:t>
+              <w:t>V_GS(th)</w:t>
             </w:r>
           </w:p>
         </w:tc>
@@ -2753,22 +2062,7 @@
                 <w:color w:val="282C34"/>
                 <w:sz w:val="18"/>
               </w:rPr>
-              <w:t xml:space="preserve">Gate voltage where </w:t>
-            </w:r>
-            <w:r>
-              <w:rPr>
-                <w:i/>
-                <w:color w:val="145AA0"/>
-                <w:sz w:val="18"/>
-              </w:rPr>
-              <w:t>I_D \approx 250\,µA</w:t>
-            </w:r>
-            <w:r>
-              <w:rPr>
-                <w:color w:val="282C34"/>
-                <w:sz w:val="18"/>
-              </w:rPr>
-              <w:t xml:space="preserve"> begins conduction</w:t>
+              <w:t>Gate voltage where I_D ≈ 250 µA begins conduction</w:t>
             </w:r>
           </w:p>
         </w:tc>
@@ -2792,22 +2086,7 @@
                 <w:color w:val="282C34"/>
                 <w:sz w:val="18"/>
               </w:rPr>
-              <w:t>Must NOT be confused with fully enhanced drive voltage (</w:t>
-            </w:r>
-            <w:r>
-              <w:rPr>
-                <w:i/>
-                <w:color w:val="145AA0"/>
-                <w:sz w:val="18"/>
-              </w:rPr>
-              <w:t>V_{GS ≥ 10\,V</w:t>
-            </w:r>
-            <w:r>
-              <w:rPr>
-                <w:color w:val="282C34"/>
-                <w:sz w:val="18"/>
-              </w:rPr>
-              <w:t>)</w:t>
+              <w:t>Must NOT be confused with fully enhanced drive voltage (V_GS &gt;= 10 V)</w:t>
             </w:r>
           </w:p>
         </w:tc>
@@ -2857,11 +2136,10 @@
             </w:pPr>
             <w:r>
               <w:rPr>
-                <w:i/>
-                <w:color w:val="145AA0"/>
+                <w:color w:val="282C34"/>
                 <w:sz w:val="18"/>
               </w:rPr>
-              <w:t>R_{DS(on)</w:t>
+              <w:t>R_DS(on)</w:t>
             </w:r>
           </w:p>
         </w:tc>
@@ -2886,30 +2164,7 @@
                 <w:color w:val="282C34"/>
                 <w:sz w:val="18"/>
               </w:rPr>
-              <w:t xml:space="preserve">Internal resistance when fully ON at specified </w:t>
-            </w:r>
-            <w:r>
-              <w:rPr>
-                <w:i/>
-                <w:color w:val="145AA0"/>
-                <w:sz w:val="18"/>
-              </w:rPr>
-              <w:t>V_{GS</w:t>
-            </w:r>
-            <w:r>
-              <w:rPr>
-                <w:color w:val="282C34"/>
-                <w:sz w:val="18"/>
-              </w:rPr>
-              <w:t xml:space="preserve"> and </w:t>
-            </w:r>
-            <w:r>
-              <w:rPr>
-                <w:i/>
-                <w:color w:val="145AA0"/>
-                <w:sz w:val="18"/>
-              </w:rPr>
-              <w:t>T_j</w:t>
+              <w:t>Internal resistance when fully ON at specified V_GS and T_j</w:t>
             </w:r>
           </w:p>
         </w:tc>
@@ -2934,37 +2189,22 @@
                 <w:color w:val="282C34"/>
                 <w:sz w:val="18"/>
               </w:rPr>
-              <w:t xml:space="preserve">Derate by </w:t>
+              <w:t>Derate by 1.5</w:t>
             </w:r>
             <w:r>
               <w:rPr>
                 <w:i/>
-                <w:color w:val="145AA0"/>
+                <w:color w:val="282C34"/>
                 <w:sz w:val="18"/>
               </w:rPr>
-              <w:t>1.5× - 2.0×</w:t>
+              <w:t xml:space="preserve"> - 2.0</w:t>
             </w:r>
             <w:r>
               <w:rPr>
                 <w:color w:val="282C34"/>
                 <w:sz w:val="18"/>
               </w:rPr>
-              <w:t xml:space="preserve"> for </w:t>
-            </w:r>
-            <w:r>
-              <w:rPr>
-                <w:i/>
-                <w:color w:val="145AA0"/>
-                <w:sz w:val="18"/>
-              </w:rPr>
-              <w:t>T_j = 125^\circC</w:t>
-            </w:r>
-            <w:r>
-              <w:rPr>
-                <w:color w:val="282C34"/>
-                <w:sz w:val="18"/>
-              </w:rPr>
-              <w:t xml:space="preserve"> operation</w:t>
+              <w:t xml:space="preserve"> for T_j = 125°C operation</w:t>
             </w:r>
           </w:p>
         </w:tc>
@@ -3012,8 +2252,7 @@
             </w:pPr>
             <w:r>
               <w:rPr>
-                <w:i/>
-                <w:color w:val="145AA0"/>
+                <w:color w:val="282C34"/>
                 <w:sz w:val="18"/>
               </w:rPr>
               <w:t>Q_g</w:t>
@@ -3040,22 +2279,7 @@
                 <w:color w:val="282C34"/>
                 <w:sz w:val="18"/>
               </w:rPr>
-              <w:t xml:space="preserve">Total charge needed to raise </w:t>
-            </w:r>
-            <w:r>
-              <w:rPr>
-                <w:i/>
-                <w:color w:val="145AA0"/>
-                <w:sz w:val="18"/>
-              </w:rPr>
-              <w:t>V_{GS</w:t>
-            </w:r>
-            <w:r>
-              <w:rPr>
-                <w:color w:val="282C34"/>
-                <w:sz w:val="18"/>
-              </w:rPr>
-              <w:t xml:space="preserve"> to operating level</w:t>
+              <w:t>Total charge needed to raise V_GS to operating level</w:t>
             </w:r>
           </w:p>
         </w:tc>
@@ -3079,15 +2303,7 @@
                 <w:color w:val="282C34"/>
                 <w:sz w:val="18"/>
               </w:rPr>
-              <w:t xml:space="preserve">Determines driver current requirements: </w:t>
-            </w:r>
-            <w:r>
-              <w:rPr>
-                <w:i/>
-                <w:color w:val="145AA0"/>
-                <w:sz w:val="18"/>
-              </w:rPr>
-              <w:t>I_{drive = Q_g / t_{target</w:t>
+              <w:t>Determines driver current requirements: I_drive = Q_g / t_target</w:t>
             </w:r>
           </w:p>
         </w:tc>
@@ -3137,11 +2353,10 @@
             </w:pPr>
             <w:r>
               <w:rPr>
-                <w:i/>
-                <w:color w:val="145AA0"/>
+                <w:color w:val="282C34"/>
                 <w:sz w:val="18"/>
               </w:rPr>
-              <w:t>Q_{rr</w:t>
+              <w:t>Q_rr</w:t>
             </w:r>
           </w:p>
         </w:tc>
@@ -3340,11 +2555,10 @@
             <w:r>
               <w:rPr>
                 <w:b/>
-                <w:i/>
-                <w:color w:val="145AA0"/>
+                <w:color w:val="FFFFFF"/>
                 <w:sz w:val="19"/>
               </w:rPr>
-              <w:t>V_{DS(max)</w:t>
+              <w:t>V_DS(max)</w:t>
             </w:r>
           </w:p>
         </w:tc>
@@ -3367,11 +2581,10 @@
             <w:r>
               <w:rPr>
                 <w:b/>
-                <w:i/>
-                <w:color w:val="145AA0"/>
+                <w:color w:val="FFFFFF"/>
                 <w:sz w:val="19"/>
               </w:rPr>
-              <w:t>I_{D(max)</w:t>
+              <w:t>I_D(max)</w:t>
             </w:r>
           </w:p>
         </w:tc>
@@ -3394,19 +2607,10 @@
             <w:r>
               <w:rPr>
                 <w:b/>
-                <w:i/>
-                <w:color w:val="145AA0"/>
-                <w:sz w:val="19"/>
-              </w:rPr>
-              <w:t>R_{DS(on)</w:t>
-            </w:r>
-            <w:r>
-              <w:rPr>
-                <w:b/>
                 <w:color w:val="FFFFFF"/>
                 <w:sz w:val="19"/>
               </w:rPr>
-              <w:t xml:space="preserve"> (@10V)</w:t>
+              <w:t>R_DS(on) (@10V)</w:t>
             </w:r>
           </w:p>
         </w:tc>
@@ -3528,11 +2732,10 @@
             </w:pPr>
             <w:r>
               <w:rPr>
-                <w:i/>
-                <w:color w:val="145AA0"/>
+                <w:color w:val="282C34"/>
                 <w:sz w:val="18"/>
               </w:rPr>
-              <w:t>60\,V</w:t>
+              <w:t>60 V</w:t>
             </w:r>
           </w:p>
         </w:tc>
@@ -3553,11 +2756,10 @@
             </w:pPr>
             <w:r>
               <w:rPr>
-                <w:i/>
-                <w:color w:val="145AA0"/>
+                <w:color w:val="282C34"/>
                 <w:sz w:val="18"/>
               </w:rPr>
-              <w:t>300\,mA</w:t>
+              <w:t>300 mA</w:t>
             </w:r>
           </w:p>
         </w:tc>
@@ -3578,11 +2780,10 @@
             </w:pPr>
             <w:r>
               <w:rPr>
-                <w:i/>
-                <w:color w:val="145AA0"/>
+                <w:color w:val="282C34"/>
                 <w:sz w:val="18"/>
               </w:rPr>
-              <w:t>5.0\,\Omega</w:t>
+              <w:t>5.0 Ω</w:t>
             </w:r>
           </w:p>
         </w:tc>
@@ -3706,11 +2907,10 @@
             </w:pPr>
             <w:r>
               <w:rPr>
-                <w:i/>
-                <w:color w:val="145AA0"/>
+                <w:color w:val="282C34"/>
                 <w:sz w:val="18"/>
               </w:rPr>
-              <w:t>50\,V</w:t>
+              <w:t>50 V</w:t>
             </w:r>
           </w:p>
         </w:tc>
@@ -3732,11 +2932,10 @@
             </w:pPr>
             <w:r>
               <w:rPr>
-                <w:i/>
-                <w:color w:val="145AA0"/>
+                <w:color w:val="282C34"/>
                 <w:sz w:val="18"/>
               </w:rPr>
-              <w:t>220\,mA</w:t>
+              <w:t>220 mA</w:t>
             </w:r>
           </w:p>
         </w:tc>
@@ -3758,11 +2957,10 @@
             </w:pPr>
             <w:r>
               <w:rPr>
-                <w:i/>
-                <w:color w:val="145AA0"/>
+                <w:color w:val="282C34"/>
                 <w:sz w:val="18"/>
               </w:rPr>
-              <w:t>3.5\,\Omega</w:t>
+              <w:t>3.5 Ω</w:t>
             </w:r>
           </w:p>
         </w:tc>
@@ -3784,18 +2982,10 @@
             </w:pPr>
             <w:r>
               <w:rPr>
-                <w:i/>
-                <w:color w:val="145AA0"/>
-                <w:sz w:val="18"/>
-              </w:rPr>
-              <w:t>I^2C</w:t>
-            </w:r>
-            <w:r>
-              <w:rPr>
                 <w:color w:val="282C34"/>
                 <w:sz w:val="18"/>
               </w:rPr>
-              <w:t xml:space="preserve"> bidirectional level translator</w:t>
+              <w:t>I^2C bidirectional level translator</w:t>
             </w:r>
           </w:p>
         </w:tc>
@@ -3891,11 +3081,10 @@
             </w:pPr>
             <w:r>
               <w:rPr>
-                <w:i/>
-                <w:color w:val="145AA0"/>
+                <w:color w:val="282C34"/>
                 <w:sz w:val="18"/>
               </w:rPr>
-              <w:t>55\,V</w:t>
+              <w:t>55 V</w:t>
             </w:r>
           </w:p>
         </w:tc>
@@ -3916,11 +3105,10 @@
             </w:pPr>
             <w:r>
               <w:rPr>
-                <w:i/>
-                <w:color w:val="145AA0"/>
+                <w:color w:val="282C34"/>
                 <w:sz w:val="18"/>
               </w:rPr>
-              <w:t>47\,A</w:t>
+              <w:t>47 A</w:t>
             </w:r>
           </w:p>
         </w:tc>
@@ -3941,11 +3129,10 @@
             </w:pPr>
             <w:r>
               <w:rPr>
-                <w:i/>
-                <w:color w:val="145AA0"/>
+                <w:color w:val="282C34"/>
                 <w:sz w:val="18"/>
               </w:rPr>
-              <w:t>22\,m\Omega</w:t>
+              <w:t>22 mΩ</w:t>
             </w:r>
           </w:p>
         </w:tc>
@@ -4069,11 +3256,10 @@
             </w:pPr>
             <w:r>
               <w:rPr>
-                <w:i/>
-                <w:color w:val="145AA0"/>
+                <w:color w:val="282C34"/>
                 <w:sz w:val="18"/>
               </w:rPr>
-              <w:t>100\,V</w:t>
+              <w:t>100 V</w:t>
             </w:r>
           </w:p>
         </w:tc>
@@ -4095,11 +3281,10 @@
             </w:pPr>
             <w:r>
               <w:rPr>
-                <w:i/>
-                <w:color w:val="145AA0"/>
+                <w:color w:val="282C34"/>
                 <w:sz w:val="18"/>
               </w:rPr>
-              <w:t>33\,A</w:t>
+              <w:t>33 A</w:t>
             </w:r>
           </w:p>
         </w:tc>
@@ -4121,11 +3306,10 @@
             </w:pPr>
             <w:r>
               <w:rPr>
-                <w:i/>
-                <w:color w:val="145AA0"/>
+                <w:color w:val="282C34"/>
                 <w:sz w:val="18"/>
               </w:rPr>
-              <w:t>44\,m\Omega</w:t>
+              <w:t>44 mΩ</w:t>
             </w:r>
           </w:p>
         </w:tc>
@@ -4246,11 +3430,10 @@
             </w:pPr>
             <w:r>
               <w:rPr>
-                <w:i/>
-                <w:color w:val="145AA0"/>
+                <w:color w:val="282C34"/>
                 <w:sz w:val="18"/>
               </w:rPr>
-              <w:t>40\,V</w:t>
+              <w:t>40 V</w:t>
             </w:r>
           </w:p>
         </w:tc>
@@ -4271,11 +3454,10 @@
             </w:pPr>
             <w:r>
               <w:rPr>
-                <w:i/>
-                <w:color w:val="145AA0"/>
+                <w:color w:val="282C34"/>
                 <w:sz w:val="18"/>
               </w:rPr>
-              <w:t>100\,A</w:t>
+              <w:t>100 A</w:t>
             </w:r>
           </w:p>
         </w:tc>
@@ -4296,11 +3478,10 @@
             </w:pPr>
             <w:r>
               <w:rPr>
-                <w:i/>
-                <w:color w:val="145AA0"/>
+                <w:color w:val="282C34"/>
                 <w:sz w:val="18"/>
               </w:rPr>
-              <w:t>3.0\,m\Omega</w:t>
+              <w:t>3.0 mΩ</w:t>
             </w:r>
           </w:p>
         </w:tc>
